--- a/Unit 3 - 2D SpriteFlight/4-Steer the player.docx
+++ b/Unit 3 - 2D SpriteFlight/4-Steer the player.docx
@@ -1,6 +1,6 @@
 
 <file path=word/document.xml><?xml version="1.0" encoding="utf-8"?>
-<w:document xmlns:wpc="http://schemas.microsoft.com/office/word/2010/wordprocessingCanvas" xmlns:cx="http://schemas.microsoft.com/office/drawing/2014/chartex" xmlns:cx1="http://schemas.microsoft.com/office/drawing/2015/9/8/chartex" xmlns:cx2="http://schemas.microsoft.com/office/drawing/2015/10/21/chartex" xmlns:cx3="http://schemas.microsoft.com/office/drawing/2016/5/9/chartex" xmlns:cx4="http://schemas.microsoft.com/office/drawing/2016/5/10/chartex" xmlns:cx5="http://schemas.microsoft.com/office/drawing/2016/5/11/chartex" xmlns:cx6="http://schemas.microsoft.com/office/drawing/2016/5/12/chartex" xmlns:cx7="http://schemas.microsoft.com/office/drawing/2016/5/13/chartex" xmlns:cx8="http://schemas.microsoft.com/office/drawing/2016/5/14/chartex" xmlns:mc="http://schemas.openxmlformats.org/markup-compatibility/2006" xmlns:aink="http://schemas.microsoft.com/office/drawing/2016/ink" xmlns:am3d="http://schemas.microsoft.com/office/drawing/2017/model3d" xmlns:o="urn:schemas-microsoft-com:office:office" xmlns:oel="http://schemas.microsoft.com/office/2019/extlst" xmlns:r="http://schemas.openxmlformats.org/officeDocument/2006/relationships" xmlns:m="http://schemas.openxmlformats.org/officeDocument/2006/math" xmlns:v="urn:schemas-microsoft-com:vml" xmlns:wp14="http://schemas.microsoft.com/office/word/2010/wordprocessingDrawing" xmlns:wp="http://schemas.openxmlformats.org/drawingml/2006/wordprocessingDrawing" xmlns:w10="urn:schemas-microsoft-com:office:word" xmlns:w="http://schemas.openxmlformats.org/wordprocessingml/2006/main" xmlns:w14="http://schemas.microsoft.com/office/word/2010/wordml" xmlns:w15="http://schemas.microsoft.com/office/word/2012/wordml" xmlns:w16cei="http://schemas.microsoft.com/office/word/2026/wordml/cei" xmlns:w16cex="http://schemas.microsoft.com/office/word/2018/wordml/cex" xmlns:w16cid="http://schemas.microsoft.com/office/word/2016/wordml/cid" xmlns:w16="http://schemas.microsoft.com/office/word/2018/wordml" xmlns:w16du="http://schemas.microsoft.com/office/word/2023/wordml/word16du" xmlns:w16sdtdh="http://schemas.microsoft.com/office/word/2020/wordml/sdtdatahash" xmlns:w16sdtfl="http://schemas.microsoft.com/office/word/2024/wordml/sdtformatlock" xmlns:w16se="http://schemas.microsoft.com/office/word/2015/wordml/symex" xmlns:wpg="http://schemas.microsoft.com/office/word/2010/wordprocessingGroup" xmlns:wpi="http://schemas.microsoft.com/office/word/2010/wordprocessingInk" xmlns:wne="http://schemas.microsoft.com/office/word/2006/wordml" xmlns:wps="http://schemas.microsoft.com/office/word/2010/wordprocessingShape" mc:Ignorable="w14 w15 w16se w16cid w16 w16cex w16sdtdh w16sdtfl w16du wp14">
+<w:document xmlns:wpc="http://schemas.microsoft.com/office/word/2010/wordprocessingCanvas" xmlns:cx="http://schemas.microsoft.com/office/drawing/2014/chartex" xmlns:cx1="http://schemas.microsoft.com/office/drawing/2015/9/8/chartex" xmlns:cx2="http://schemas.microsoft.com/office/drawing/2015/10/21/chartex" xmlns:cx3="http://schemas.microsoft.com/office/drawing/2016/5/9/chartex" xmlns:cx4="http://schemas.microsoft.com/office/drawing/2016/5/10/chartex" xmlns:cx5="http://schemas.microsoft.com/office/drawing/2016/5/11/chartex" xmlns:cx6="http://schemas.microsoft.com/office/drawing/2016/5/12/chartex" xmlns:cx7="http://schemas.microsoft.com/office/drawing/2016/5/13/chartex" xmlns:cx8="http://schemas.microsoft.com/office/drawing/2016/5/14/chartex" xmlns:mc="http://schemas.openxmlformats.org/markup-compatibility/2006" xmlns:m="http://schemas.openxmlformats.org/officeDocument/2006/math" xmlns:aink="http://schemas.microsoft.com/office/drawing/2016/ink" xmlns:am3d="http://schemas.microsoft.com/office/drawing/2017/model3d" xmlns:oel="http://schemas.microsoft.com/office/2019/extlst" xmlns:r="http://schemas.openxmlformats.org/officeDocument/2006/relationships" xmlns:wp14="http://schemas.microsoft.com/office/word/2010/wordprocessingDrawing" xmlns:wp="http://schemas.openxmlformats.org/drawingml/2006/wordprocessingDrawing" xmlns:wpg="http://schemas.microsoft.com/office/word/2010/wordprocessingGroup" xmlns:wpi="http://schemas.microsoft.com/office/word/2010/wordprocessingInk" xmlns:wps="http://schemas.microsoft.com/office/word/2010/wordprocessingShape" xmlns:o="urn:schemas-microsoft-com:office:office" xmlns:v="urn:schemas-microsoft-com:vml" xmlns:w10="urn:schemas-microsoft-com:office:word" xmlns:w="http://schemas.openxmlformats.org/wordprocessingml/2006/main" xmlns:w14="http://schemas.microsoft.com/office/word/2010/wordml" xmlns:w15="http://schemas.microsoft.com/office/word/2012/wordml" xmlns:w16cex="http://schemas.microsoft.com/office/word/2018/wordml/cex" xmlns:w16cid="http://schemas.microsoft.com/office/word/2016/wordml/cid" xmlns:w16="http://schemas.microsoft.com/office/word/2018/wordml" xmlns:w16sdtdh="http://schemas.microsoft.com/office/word/2020/wordml/sdtdatahash" xmlns:w16sdtfl="http://schemas.microsoft.com/office/word/2024/wordml/sdtformatlock" xmlns:w16se="http://schemas.microsoft.com/office/word/2015/wordml/symex" xmlns:w16du="http://schemas.microsoft.com/office/word/2023/wordml/word16du" xmlns:wne="http://schemas.microsoft.com/office/word/2006/wordml" mc:Ignorable="w14 w15 w16se w16cid w16 w16cex w16sdtdh w16sdtfl w16du wp14">
   <w:body>
     <w:p>
       <w:r>
@@ -9,7 +9,13 @@
     </w:p>
     <w:p>
       <w:r>
-        <w:t>In this tutorial, you’ll create a controllable player ship that turns to face your cursor and moves in that direction when you click the left mouse button. Along the way, you’ll learn how to detect input, convert mouse cursor position into world space, apply directional thrust, and respond to collisions — all using Unity’s physics and input systems.</w:t>
+        <w:t xml:space="preserve">In this </w:t>
+      </w:r>
+      <w:r>
+        <w:t>lab</w:t>
+      </w:r>
+      <w:r>
+        <w:t>, you’ll create a controllable player ship that turns to face your cursor and moves in that direction when you click the left mouse button. Along the way, you’ll learn how to detect input, convert mouse cursor position into world space, apply directional thrust, and respond to collisions — all using Unity’s physics and input systems.</w:t>
       </w:r>
     </w:p>
     <w:p>
@@ -29,16 +35,65 @@
     </w:p>
     <w:p>
       <w:r>
-        <w:rPr>
-          <w:b/>
-          <w:bCs/>
-        </w:rPr>
-        <w:t>Q&amp;A (0)</w:t>
-      </w:r>
-    </w:p>
-    <w:p>
-      <w:r>
-        <w:t>In this tutorial, you’ll create a controllable player ship that turns to face your cursor and moves in that direction when you click the left mouse button. Along the way, you’ll learn how to detect input, convert mouse cursor position into world space, apply directional thrust, and respond to collisions — all using Unity’s physics and input systems.</w:t>
+        <w:t xml:space="preserve">In this </w:t>
+      </w:r>
+      <w:r>
+        <w:t>lab</w:t>
+      </w:r>
+      <w:r>
+        <w:t>, you’ll create a controllable player ship that turns to face your cursor and moves in that direction when you click the left mouse button. Along the way, you’ll learn how to detect input, convert mouse cursor position into world space, apply directional thrust, and respond to collisions — all using Unity’s physics and input systems.</w:t>
+      </w:r>
+    </w:p>
+    <w:p>
+      <w:pPr>
+        <w:rPr>
+          <w:b/>
+          <w:bCs/>
+        </w:rPr>
+      </w:pPr>
+      <w:r>
+        <w:rPr>
+          <w:b/>
+          <w:bCs/>
+        </w:rPr>
+        <w:t xml:space="preserve">2. Set up the Player </w:t>
+      </w:r>
+      <w:proofErr w:type="spellStart"/>
+      <w:r>
+        <w:rPr>
+          <w:b/>
+          <w:bCs/>
+        </w:rPr>
+        <w:t>GameObject</w:t>
+      </w:r>
+      <w:proofErr w:type="spellEnd"/>
+    </w:p>
+    <w:p>
+      <w:r>
+        <w:t>Before you can control the player, you need something to control. In this step, you’ll create a triangle-shaped </w:t>
+      </w:r>
+      <w:r>
+        <w:rPr>
+          <w:b/>
+          <w:bCs/>
+        </w:rPr>
+        <w:t>Player </w:t>
+      </w:r>
+      <w:proofErr w:type="spellStart"/>
+      <w:r>
+        <w:t>GameObject</w:t>
+      </w:r>
+      <w:proofErr w:type="spellEnd"/>
+      <w:r>
+        <w:t xml:space="preserve">, made up of multiple simple 2D shapes. This </w:t>
+      </w:r>
+      <w:proofErr w:type="spellStart"/>
+      <w:r>
+        <w:t>GameObject</w:t>
+      </w:r>
+      <w:proofErr w:type="spellEnd"/>
+      <w:r>
+        <w:t xml:space="preserve"> will represent the player’s ship and point in the direction it moves.</w:t>
       </w:r>
     </w:p>
     <w:p>
@@ -48,60 +103,27 @@
     </w:p>
     <w:p>
       <w:r>
-        <w:t>Mark step incomplete</w:t>
-      </w:r>
-    </w:p>
-    <w:p>
-      <w:pPr>
-        <w:rPr>
-          <w:b/>
-          <w:bCs/>
-        </w:rPr>
-      </w:pPr>
-      <w:r>
-        <w:rPr>
-          <w:b/>
-          <w:bCs/>
-        </w:rPr>
-        <w:t>2. Set up the Player GameObject</w:t>
-      </w:r>
-    </w:p>
-    <w:p>
-      <w:r>
-        <w:rPr>
-          <w:b/>
-          <w:bCs/>
-        </w:rPr>
-        <w:t>Q&amp;A (0)</w:t>
-      </w:r>
-    </w:p>
-    <w:p>
-      <w:r>
-        <w:t>Before you can control the player, you need something to control. In this step, you’ll create a triangle-shaped </w:t>
-      </w:r>
-      <w:r>
-        <w:rPr>
-          <w:b/>
-          <w:bCs/>
-        </w:rPr>
-        <w:t>Player </w:t>
-      </w:r>
-      <w:r>
-        <w:t>GameObject, made up of multiple simple 2D shapes. This GameObject will represent the player’s ship and point in the direction it moves.</w:t>
-      </w:r>
-    </w:p>
-    <w:p>
-      <w:r>
-        <w:t>Play Video</w:t>
-      </w:r>
-    </w:p>
-    <w:p>
-      <w:r>
-        <w:rPr>
-          <w:b/>
-          <w:bCs/>
-        </w:rPr>
-        <w:t>1. Create an empty parent GameObject:</w:t>
+        <w:rPr>
+          <w:b/>
+          <w:bCs/>
+        </w:rPr>
+        <w:t xml:space="preserve">1. Create an empty parent </w:t>
+      </w:r>
+      <w:proofErr w:type="spellStart"/>
+      <w:r>
+        <w:rPr>
+          <w:b/>
+          <w:bCs/>
+        </w:rPr>
+        <w:t>GameObject</w:t>
+      </w:r>
+      <w:proofErr w:type="spellEnd"/>
+      <w:r>
+        <w:rPr>
+          <w:b/>
+          <w:bCs/>
+        </w:rPr>
+        <w:t>:</w:t>
       </w:r>
     </w:p>
     <w:p>
@@ -164,7 +186,15 @@
         <w:t>Player</w:t>
       </w:r>
       <w:r>
-        <w:t> GameObject selected, in the </w:t>
+        <w:t> </w:t>
+      </w:r>
+      <w:proofErr w:type="spellStart"/>
+      <w:r>
+        <w:t>GameObject</w:t>
+      </w:r>
+      <w:proofErr w:type="spellEnd"/>
+      <w:r>
+        <w:t xml:space="preserve"> selected, in the </w:t>
       </w:r>
       <w:r>
         <w:rPr>
@@ -276,7 +306,15 @@
         <w:t>Player</w:t>
       </w:r>
       <w:r>
-        <w:t> GameObject at a negative </w:t>
+        <w:t> </w:t>
+      </w:r>
+      <w:proofErr w:type="spellStart"/>
+      <w:r>
+        <w:t>GameObject</w:t>
+      </w:r>
+      <w:proofErr w:type="spellEnd"/>
+      <w:r>
+        <w:t xml:space="preserve"> at a negative </w:t>
       </w:r>
       <w:r>
         <w:rPr>
@@ -326,7 +364,15 @@
         <w:t>Player</w:t>
       </w:r>
       <w:r>
-        <w:t> GameObject and select </w:t>
+        <w:t> </w:t>
+      </w:r>
+      <w:proofErr w:type="spellStart"/>
+      <w:r>
+        <w:t>GameObject</w:t>
+      </w:r>
+      <w:proofErr w:type="spellEnd"/>
+      <w:r>
+        <w:t xml:space="preserve"> and select </w:t>
       </w:r>
       <w:r>
         <w:rPr>
@@ -368,7 +414,23 @@
         <w:t>Note: </w:t>
       </w:r>
       <w:r>
-        <w:t>The problem with using a simple triangle like the default 2D sprite GameObject is that it would not be able to convey which direction the ship is facing. You need to add more shapes to make that more clear.</w:t>
+        <w:t xml:space="preserve">The problem with using a simple triangle like the default 2D sprite </w:t>
+      </w:r>
+      <w:proofErr w:type="spellStart"/>
+      <w:r>
+        <w:t>GameObject</w:t>
+      </w:r>
+      <w:proofErr w:type="spellEnd"/>
+      <w:r>
+        <w:t xml:space="preserve"> is that it would not be able to convey which direction the ship is facing. You need to add more shapes to make that </w:t>
+      </w:r>
+      <w:proofErr w:type="gramStart"/>
+      <w:r>
+        <w:t>more clear</w:t>
+      </w:r>
+      <w:proofErr w:type="gramEnd"/>
+      <w:r>
+        <w:t>.</w:t>
       </w:r>
     </w:p>
     <w:p>
@@ -398,7 +460,15 @@
         <w:t>Player</w:t>
       </w:r>
       <w:r>
-        <w:t> GameObject again and add another 2D sprite (like a square, capsule, or another triangle).</w:t>
+        <w:t> </w:t>
+      </w:r>
+      <w:proofErr w:type="spellStart"/>
+      <w:r>
+        <w:t>GameObject</w:t>
+      </w:r>
+      <w:proofErr w:type="spellEnd"/>
+      <w:r>
+        <w:t xml:space="preserve"> again and add another 2D sprite (like a square, capsule, or another triangle).</w:t>
       </w:r>
     </w:p>
     <w:p>
@@ -411,6 +481,7 @@
       <w:r>
         <w:t>Move, rotate, and scale the additional shape using the </w:t>
       </w:r>
+      <w:proofErr w:type="spellStart"/>
       <w:r>
         <w:rPr>
           <w:b/>
@@ -418,6 +489,7 @@
         </w:rPr>
         <w:t>Rect</w:t>
       </w:r>
+      <w:proofErr w:type="spellEnd"/>
       <w:r>
         <w:t> tool (</w:t>
       </w:r>
@@ -449,6 +521,7 @@
           <w:b/>
           <w:bCs/>
         </w:rPr>
+        <w:lastRenderedPageBreak/>
         <w:t>4. Scale and position as needed:</w:t>
       </w:r>
     </w:p>
@@ -530,7 +603,15 @@
         <w:t>Player</w:t>
       </w:r>
       <w:r>
-        <w:t> GameObject looks like a small ship, and the pointer clearly shows which way it's facing.</w:t>
+        <w:t> </w:t>
+      </w:r>
+      <w:proofErr w:type="spellStart"/>
+      <w:r>
+        <w:t>GameObject</w:t>
+      </w:r>
+      <w:proofErr w:type="spellEnd"/>
+      <w:r>
+        <w:t xml:space="preserve"> looks like a small ship, and the pointer clearly shows which way it's facing.</w:t>
       </w:r>
     </w:p>
     <w:p>
@@ -562,7 +643,15 @@
         <w:t>Player</w:t>
       </w:r>
       <w:r>
-        <w:t> GameObject.</w:t>
+        <w:t> </w:t>
+      </w:r>
+      <w:proofErr w:type="spellStart"/>
+      <w:r>
+        <w:t>GameObject</w:t>
+      </w:r>
+      <w:proofErr w:type="spellEnd"/>
+      <w:r>
+        <w:t>.</w:t>
       </w:r>
     </w:p>
     <w:p>
@@ -592,7 +681,23 @@
         <w:t>Player</w:t>
       </w:r>
       <w:r>
-        <w:t> GameObject’s child GameObjects, select the </w:t>
+        <w:t> </w:t>
+      </w:r>
+      <w:proofErr w:type="spellStart"/>
+      <w:r>
+        <w:t>GameObject’s</w:t>
+      </w:r>
+      <w:proofErr w:type="spellEnd"/>
+      <w:r>
+        <w:t xml:space="preserve"> child </w:t>
+      </w:r>
+      <w:proofErr w:type="spellStart"/>
+      <w:r>
+        <w:t>GameObjects</w:t>
+      </w:r>
+      <w:proofErr w:type="spellEnd"/>
+      <w:r>
+        <w:t>, select the </w:t>
       </w:r>
       <w:r>
         <w:rPr>
@@ -631,11 +736,6 @@
       </w:r>
     </w:p>
     <w:p>
-      <w:r>
-        <w:t>Mark step incomplete</w:t>
-      </w:r>
-    </w:p>
-    <w:p>
       <w:pPr>
         <w:rPr>
           <w:b/>
@@ -652,23 +752,31 @@
     </w:p>
     <w:p>
       <w:r>
-        <w:rPr>
-          <w:b/>
-          <w:bCs/>
-        </w:rPr>
-        <w:t>Q&amp;A (0)</w:t>
-      </w:r>
-    </w:p>
-    <w:p>
-      <w:r>
-        <w:t>Now that your player ship is built, it needs physical properties so it can move and collide with other GameObjects. In this step, you’ll add a </w:t>
-      </w:r>
-      <w:r>
-        <w:rPr>
-          <w:b/>
-          <w:bCs/>
-        </w:rPr>
-        <w:t>Rigidbody 2D</w:t>
+        <w:t xml:space="preserve">Now that your player ship is built, it needs physical properties so it can move and collide with other </w:t>
+      </w:r>
+      <w:proofErr w:type="spellStart"/>
+      <w:r>
+        <w:t>GameObjects</w:t>
+      </w:r>
+      <w:proofErr w:type="spellEnd"/>
+      <w:r>
+        <w:t>. In this step, you’ll add a </w:t>
+      </w:r>
+      <w:proofErr w:type="spellStart"/>
+      <w:r>
+        <w:rPr>
+          <w:b/>
+          <w:bCs/>
+        </w:rPr>
+        <w:t>Rigidbody</w:t>
+      </w:r>
+      <w:proofErr w:type="spellEnd"/>
+      <w:r>
+        <w:rPr>
+          <w:b/>
+          <w:bCs/>
+        </w:rPr>
+        <w:t xml:space="preserve"> 2D</w:t>
       </w:r>
       <w:r>
         <w:t> component and </w:t>
@@ -691,7 +799,15 @@
         <w:t>Player</w:t>
       </w:r>
       <w:r>
-        <w:t> GameObject to interact with the physics system.</w:t>
+        <w:t> </w:t>
+      </w:r>
+      <w:proofErr w:type="spellStart"/>
+      <w:r>
+        <w:t>GameObject</w:t>
+      </w:r>
+      <w:proofErr w:type="spellEnd"/>
+      <w:r>
+        <w:t xml:space="preserve"> to interact with the physics system.</w:t>
       </w:r>
     </w:p>
     <w:p>
@@ -706,21 +822,56 @@
         <w:t>compound colliders</w:t>
       </w:r>
       <w:r>
-        <w:t> — separate colliders attached to each child GameObject. Unity treats the combined colliders as one when physics is applied to the parent.</w:t>
-      </w:r>
-    </w:p>
-    <w:p>
-      <w:r>
-        <w:t>Play Video</w:t>
-      </w:r>
-    </w:p>
-    <w:p>
-      <w:r>
-        <w:rPr>
-          <w:b/>
-          <w:bCs/>
-        </w:rPr>
-        <w:t>1. Add a Rigidbody 2D component to the Player GameObject:</w:t>
+        <w:t xml:space="preserve"> — separate colliders attached to each child </w:t>
+      </w:r>
+      <w:proofErr w:type="spellStart"/>
+      <w:r>
+        <w:t>GameObject</w:t>
+      </w:r>
+      <w:proofErr w:type="spellEnd"/>
+      <w:r>
+        <w:t>. Unity treats the combined colliders as one when physics is applied to the parent.</w:t>
+      </w:r>
+    </w:p>
+    <w:p>
+      <w:r>
+        <w:rPr>
+          <w:b/>
+          <w:bCs/>
+        </w:rPr>
+        <w:t xml:space="preserve">1. Add a </w:t>
+      </w:r>
+      <w:proofErr w:type="spellStart"/>
+      <w:r>
+        <w:rPr>
+          <w:b/>
+          <w:bCs/>
+        </w:rPr>
+        <w:t>Rigidbody</w:t>
+      </w:r>
+      <w:proofErr w:type="spellEnd"/>
+      <w:r>
+        <w:rPr>
+          <w:b/>
+          <w:bCs/>
+        </w:rPr>
+        <w:t xml:space="preserve"> 2D component to the Player </w:t>
+      </w:r>
+      <w:proofErr w:type="spellStart"/>
+      <w:r>
+        <w:rPr>
+          <w:b/>
+          <w:bCs/>
+        </w:rPr>
+        <w:t>GameObject</w:t>
+      </w:r>
+      <w:proofErr w:type="spellEnd"/>
+      <w:r>
+        <w:rPr>
+          <w:b/>
+          <w:bCs/>
+        </w:rPr>
+        <w:t>:</w:t>
       </w:r>
     </w:p>
     <w:p>
@@ -741,7 +892,15 @@
         <w:t>Player</w:t>
       </w:r>
       <w:r>
-        <w:t> GameObject.</w:t>
+        <w:t> </w:t>
+      </w:r>
+      <w:proofErr w:type="spellStart"/>
+      <w:r>
+        <w:t>GameObject</w:t>
+      </w:r>
+      <w:proofErr w:type="spellEnd"/>
+      <w:r>
+        <w:t>.</w:t>
       </w:r>
     </w:p>
     <w:p>
@@ -774,12 +933,21 @@
       <w:r>
         <w:t> and select </w:t>
       </w:r>
-      <w:r>
-        <w:rPr>
-          <w:b/>
-          <w:bCs/>
-        </w:rPr>
-        <w:t>Rigidbody 2D</w:t>
+      <w:proofErr w:type="spellStart"/>
+      <w:r>
+        <w:rPr>
+          <w:b/>
+          <w:bCs/>
+        </w:rPr>
+        <w:t>Rigidbody</w:t>
+      </w:r>
+      <w:proofErr w:type="spellEnd"/>
+      <w:r>
+        <w:rPr>
+          <w:b/>
+          <w:bCs/>
+        </w:rPr>
+        <w:t xml:space="preserve"> 2D</w:t>
       </w:r>
       <w:r>
         <w:t>.</w:t>
@@ -825,7 +993,23 @@
           <w:b/>
           <w:bCs/>
         </w:rPr>
-        <w:t>2. Add colliders to all child GameObjects:</w:t>
+        <w:t xml:space="preserve">2. Add colliders to all child </w:t>
+      </w:r>
+      <w:proofErr w:type="spellStart"/>
+      <w:r>
+        <w:rPr>
+          <w:b/>
+          <w:bCs/>
+        </w:rPr>
+        <w:t>GameObjects</w:t>
+      </w:r>
+      <w:proofErr w:type="spellEnd"/>
+      <w:r>
+        <w:rPr>
+          <w:b/>
+          <w:bCs/>
+        </w:rPr>
+        <w:t>:</w:t>
       </w:r>
     </w:p>
     <w:p>
@@ -848,6 +1032,7 @@
       <w:r>
         <w:t>(macOS: </w:t>
       </w:r>
+      <w:proofErr w:type="spellStart"/>
       <w:r>
         <w:rPr>
           <w:b/>
@@ -855,8 +1040,17 @@
         </w:rPr>
         <w:t>Cmd</w:t>
       </w:r>
-      <w:r>
-        <w:t>) and select all the child GameObjects of the </w:t>
+      <w:proofErr w:type="spellEnd"/>
+      <w:r>
+        <w:t xml:space="preserve">) and select all the child </w:t>
+      </w:r>
+      <w:proofErr w:type="spellStart"/>
+      <w:r>
+        <w:t>GameObjects</w:t>
+      </w:r>
+      <w:proofErr w:type="spellEnd"/>
+      <w:r>
+        <w:t xml:space="preserve"> of the </w:t>
       </w:r>
       <w:r>
         <w:rPr>
@@ -866,7 +1060,15 @@
         <w:t>Player</w:t>
       </w:r>
       <w:r>
-        <w:t> GameObject.</w:t>
+        <w:t> </w:t>
+      </w:r>
+      <w:proofErr w:type="spellStart"/>
+      <w:r>
+        <w:t>GameObject</w:t>
+      </w:r>
+      <w:proofErr w:type="spellEnd"/>
+      <w:r>
+        <w:t>.</w:t>
       </w:r>
     </w:p>
     <w:p>
@@ -969,7 +1171,15 @@
         <w:t>Player</w:t>
       </w:r>
       <w:r>
-        <w:t> GameObject.</w:t>
+        <w:t> </w:t>
+      </w:r>
+      <w:proofErr w:type="spellStart"/>
+      <w:r>
+        <w:t>GameObject</w:t>
+      </w:r>
+      <w:proofErr w:type="spellEnd"/>
+      <w:r>
+        <w:t>.</w:t>
       </w:r>
     </w:p>
     <w:p>
@@ -985,8 +1195,10 @@
     </w:p>
     <w:p>
       <w:r>
+        <w:lastRenderedPageBreak/>
         <w:t>You’ve now given your player a physical presence in the world, using </w:t>
       </w:r>
+      <w:proofErr w:type="spellStart"/>
       <w:r>
         <w:rPr>
           <w:b/>
@@ -994,6 +1206,7 @@
         </w:rPr>
         <w:t>Rigidbody</w:t>
       </w:r>
+      <w:proofErr w:type="spellEnd"/>
       <w:r>
         <w:t> and </w:t>
       </w:r>
@@ -1019,38 +1232,41 @@
       </w:r>
     </w:p>
     <w:p>
-      <w:r>
-        <w:t>Mark step incomplete</w:t>
-      </w:r>
-    </w:p>
-    <w:p>
-      <w:pPr>
-        <w:rPr>
-          <w:b/>
-          <w:bCs/>
-        </w:rPr>
-      </w:pPr>
-      <w:r>
-        <w:rPr>
-          <w:b/>
-          <w:bCs/>
-        </w:rPr>
-        <w:t>4. Create the PlayerController script</w:t>
-      </w:r>
-    </w:p>
-    <w:p>
-      <w:r>
-        <w:rPr>
-          <w:b/>
-          <w:bCs/>
-        </w:rPr>
-        <w:t>Q&amp;A (0)</w:t>
+      <w:pPr>
+        <w:rPr>
+          <w:b/>
+          <w:bCs/>
+        </w:rPr>
+      </w:pPr>
+      <w:r>
+        <w:rPr>
+          <w:b/>
+          <w:bCs/>
+        </w:rPr>
+        <w:t xml:space="preserve">4. Create the </w:t>
+      </w:r>
+      <w:proofErr w:type="spellStart"/>
+      <w:r>
+        <w:rPr>
+          <w:b/>
+          <w:bCs/>
+        </w:rPr>
+        <w:t>PlayerController</w:t>
+      </w:r>
+      <w:proofErr w:type="spellEnd"/>
+      <w:r>
+        <w:rPr>
+          <w:b/>
+          <w:bCs/>
+        </w:rPr>
+        <w:t xml:space="preserve"> script</w:t>
       </w:r>
     </w:p>
     <w:p>
       <w:r>
         <w:t>In this step, you’ll create a new C# script called </w:t>
       </w:r>
+      <w:proofErr w:type="spellStart"/>
       <w:r>
         <w:rPr>
           <w:b/>
@@ -1058,6 +1274,7 @@
         </w:rPr>
         <w:t>PlayerController</w:t>
       </w:r>
+      <w:proofErr w:type="spellEnd"/>
       <w:r>
         <w:t> and attach it to the </w:t>
       </w:r>
@@ -1069,7 +1286,15 @@
         <w:t>Player</w:t>
       </w:r>
       <w:r>
-        <w:t> GameObject. This script will handle all of the player’s input, movement, and collision logic.</w:t>
+        <w:t> </w:t>
+      </w:r>
+      <w:proofErr w:type="spellStart"/>
+      <w:r>
+        <w:t>GameObject</w:t>
+      </w:r>
+      <w:proofErr w:type="spellEnd"/>
+      <w:r>
+        <w:t>. This script will handle all of the player’s input, movement, and collision logic.</w:t>
       </w:r>
     </w:p>
     <w:p>
@@ -1079,16 +1304,27 @@
     </w:p>
     <w:p>
       <w:r>
-        <w:t>Play Video</w:t>
-      </w:r>
-    </w:p>
-    <w:p>
-      <w:r>
-        <w:rPr>
-          <w:b/>
-          <w:bCs/>
-        </w:rPr>
-        <w:t>1. Create the PlayerController script:</w:t>
+        <w:rPr>
+          <w:b/>
+          <w:bCs/>
+        </w:rPr>
+        <w:t xml:space="preserve">1. Create the </w:t>
+      </w:r>
+      <w:proofErr w:type="spellStart"/>
+      <w:r>
+        <w:rPr>
+          <w:b/>
+          <w:bCs/>
+        </w:rPr>
+        <w:t>PlayerController</w:t>
+      </w:r>
+      <w:proofErr w:type="spellEnd"/>
+      <w:r>
+        <w:rPr>
+          <w:b/>
+          <w:bCs/>
+        </w:rPr>
+        <w:t xml:space="preserve"> script:</w:t>
       </w:r>
     </w:p>
     <w:p>
@@ -1126,7 +1362,23 @@
           <w:b/>
           <w:bCs/>
         </w:rPr>
-        <w:t> MonoBehaviour Script</w:t>
+        <w:t> </w:t>
+      </w:r>
+      <w:proofErr w:type="spellStart"/>
+      <w:r>
+        <w:rPr>
+          <w:b/>
+          <w:bCs/>
+        </w:rPr>
+        <w:t>MonoBehaviour</w:t>
+      </w:r>
+      <w:proofErr w:type="spellEnd"/>
+      <w:r>
+        <w:rPr>
+          <w:b/>
+          <w:bCs/>
+        </w:rPr>
+        <w:t xml:space="preserve"> Script</w:t>
       </w:r>
       <w:r>
         <w:t>.</w:t>
@@ -1140,7 +1392,15 @@
         </w:numPr>
       </w:pPr>
       <w:r>
-        <w:t>Name the script “PlayerController”.</w:t>
+        <w:t>Name the script “</w:t>
+      </w:r>
+      <w:proofErr w:type="spellStart"/>
+      <w:r>
+        <w:t>PlayerController</w:t>
+      </w:r>
+      <w:proofErr w:type="spellEnd"/>
+      <w:r>
+        <w:t>”.</w:t>
       </w:r>
     </w:p>
     <w:p>
@@ -1154,6 +1414,7 @@
       <w:r>
         <w:t> Make sure the filename is spelled correctly when you rename the script (</w:t>
       </w:r>
+      <w:proofErr w:type="spellStart"/>
       <w:r>
         <w:rPr>
           <w:b/>
@@ -1161,6 +1422,7 @@
         </w:rPr>
         <w:t>PlayerController</w:t>
       </w:r>
+      <w:proofErr w:type="spellEnd"/>
       <w:r>
         <w:t>). Unity requires that the script name exactly matches the class name inside it. If the names don’t match, you’ll get an error. If you make a mistake on its spelling, delete the script and create it again with the correct name.</w:t>
       </w:r>
@@ -1171,7 +1433,23 @@
           <w:b/>
           <w:bCs/>
         </w:rPr>
-        <w:t>2. Attach the script to the Player GameObject:</w:t>
+        <w:t xml:space="preserve">2. Attach the script to the Player </w:t>
+      </w:r>
+      <w:proofErr w:type="spellStart"/>
+      <w:r>
+        <w:rPr>
+          <w:b/>
+          <w:bCs/>
+        </w:rPr>
+        <w:t>GameObject</w:t>
+      </w:r>
+      <w:proofErr w:type="spellEnd"/>
+      <w:r>
+        <w:rPr>
+          <w:b/>
+          <w:bCs/>
+        </w:rPr>
+        <w:t>:</w:t>
       </w:r>
     </w:p>
     <w:p>
@@ -1202,7 +1480,15 @@
         <w:t>Player</w:t>
       </w:r>
       <w:r>
-        <w:t> GameObject.</w:t>
+        <w:t> </w:t>
+      </w:r>
+      <w:proofErr w:type="spellStart"/>
+      <w:r>
+        <w:t>GameObject</w:t>
+      </w:r>
+      <w:proofErr w:type="spellEnd"/>
+      <w:r>
+        <w:t>.</w:t>
       </w:r>
     </w:p>
     <w:p>
@@ -1215,6 +1501,7 @@
       <w:r>
         <w:t>Drag the </w:t>
       </w:r>
+      <w:proofErr w:type="spellStart"/>
       <w:r>
         <w:rPr>
           <w:b/>
@@ -1222,6 +1509,7 @@
         </w:rPr>
         <w:t>PlayerController</w:t>
       </w:r>
+      <w:proofErr w:type="spellEnd"/>
       <w:r>
         <w:t> script onto an empty space in the </w:t>
       </w:r>
@@ -1243,7 +1531,15 @@
         <w:t>Add Component</w:t>
       </w:r>
       <w:r>
-        <w:t> and search for “PlayerController”.</w:t>
+        <w:t> and search for “</w:t>
+      </w:r>
+      <w:proofErr w:type="spellStart"/>
+      <w:r>
+        <w:t>PlayerController</w:t>
+      </w:r>
+      <w:proofErr w:type="spellEnd"/>
+      <w:r>
+        <w:t>”.</w:t>
       </w:r>
     </w:p>
     <w:p>
@@ -1265,6 +1561,7 @@
       <w:r>
         <w:t>You will now see the </w:t>
       </w:r>
+      <w:proofErr w:type="spellStart"/>
       <w:r>
         <w:rPr>
           <w:b/>
@@ -1272,6 +1569,7 @@
         </w:rPr>
         <w:t>PlayerController</w:t>
       </w:r>
+      <w:proofErr w:type="spellEnd"/>
       <w:r>
         <w:t> script listed as a component on the </w:t>
       </w:r>
@@ -1283,7 +1581,15 @@
         <w:t>Player</w:t>
       </w:r>
       <w:r>
-        <w:t> GameObject.</w:t>
+        <w:t> </w:t>
+      </w:r>
+      <w:proofErr w:type="spellStart"/>
+      <w:r>
+        <w:t>GameObject</w:t>
+      </w:r>
+      <w:proofErr w:type="spellEnd"/>
+      <w:r>
+        <w:t>.</w:t>
       </w:r>
     </w:p>
     <w:p>
@@ -1298,11 +1604,6 @@
       </w:r>
     </w:p>
     <w:p>
-      <w:r>
-        <w:t>Mark step incomplete</w:t>
-      </w:r>
-    </w:p>
-    <w:p>
       <w:pPr>
         <w:rPr>
           <w:b/>
@@ -1319,15 +1620,6 @@
     </w:p>
     <w:p>
       <w:r>
-        <w:rPr>
-          <w:b/>
-          <w:bCs/>
-        </w:rPr>
-        <w:t>Q&amp;A (0)</w:t>
-      </w:r>
-    </w:p>
-    <w:p>
-      <w:r>
         <w:t>In this step, you’ll write your first input detection code — specifically when the mouse is clicked. To do that, you’ll use the </w:t>
       </w:r>
       <w:r>
@@ -1355,22 +1647,40 @@
       <w:r>
         <w:t>You’ll also be working inside the </w:t>
       </w:r>
-      <w:r>
-        <w:rPr>
-          <w:b/>
-          <w:bCs/>
-        </w:rPr>
-        <w:t>Update()</w:t>
+      <w:proofErr w:type="gramStart"/>
+      <w:r>
+        <w:rPr>
+          <w:b/>
+          <w:bCs/>
+        </w:rPr>
+        <w:t>Update(</w:t>
+      </w:r>
+      <w:proofErr w:type="gramEnd"/>
+      <w:r>
+        <w:rPr>
+          <w:b/>
+          <w:bCs/>
+        </w:rPr>
+        <w:t>)</w:t>
       </w:r>
       <w:r>
         <w:t> method for the first time. </w:t>
       </w:r>
-      <w:r>
-        <w:rPr>
-          <w:b/>
-          <w:bCs/>
-        </w:rPr>
-        <w:t>Update()</w:t>
+      <w:proofErr w:type="gramStart"/>
+      <w:r>
+        <w:rPr>
+          <w:b/>
+          <w:bCs/>
+        </w:rPr>
+        <w:t>Update(</w:t>
+      </w:r>
+      <w:proofErr w:type="gramEnd"/>
+      <w:r>
+        <w:rPr>
+          <w:b/>
+          <w:bCs/>
+        </w:rPr>
+        <w:t>)</w:t>
       </w:r>
       <w:r>
         <w:t> is one of Unity’s </w:t>
@@ -1403,16 +1713,27 @@
     </w:p>
     <w:p>
       <w:r>
-        <w:t>Play Video</w:t>
-      </w:r>
-    </w:p>
-    <w:p>
-      <w:r>
-        <w:rPr>
-          <w:b/>
-          <w:bCs/>
-        </w:rPr>
-        <w:t>1. Open the PlayerController script:</w:t>
+        <w:rPr>
+          <w:b/>
+          <w:bCs/>
+        </w:rPr>
+        <w:t xml:space="preserve">1. Open the </w:t>
+      </w:r>
+      <w:proofErr w:type="spellStart"/>
+      <w:r>
+        <w:rPr>
+          <w:b/>
+          <w:bCs/>
+        </w:rPr>
+        <w:t>PlayerController</w:t>
+      </w:r>
+      <w:proofErr w:type="spellEnd"/>
+      <w:r>
+        <w:rPr>
+          <w:b/>
+          <w:bCs/>
+        </w:rPr>
+        <w:t xml:space="preserve"> script:</w:t>
       </w:r>
     </w:p>
     <w:p>
@@ -1423,6 +1744,7 @@
         </w:numPr>
       </w:pPr>
       <w:r>
+        <w:lastRenderedPageBreak/>
         <w:t>In the </w:t>
       </w:r>
       <w:r>
@@ -1435,6 +1757,7 @@
       <w:r>
         <w:t> folder, double-click </w:t>
       </w:r>
+      <w:proofErr w:type="spellStart"/>
       <w:r>
         <w:rPr>
           <w:b/>
@@ -1442,6 +1765,7 @@
         </w:rPr>
         <w:t>PlayerController.cs</w:t>
       </w:r>
+      <w:proofErr w:type="spellEnd"/>
       <w:r>
         <w:t> to open it in your code editor.</w:t>
       </w:r>
@@ -1452,7 +1776,23 @@
           <w:b/>
           <w:bCs/>
         </w:rPr>
-        <w:t>2. Add code to detect clicks inside Update():</w:t>
+        <w:t xml:space="preserve">2. Add code to detect clicks inside </w:t>
+      </w:r>
+      <w:proofErr w:type="gramStart"/>
+      <w:r>
+        <w:rPr>
+          <w:b/>
+          <w:bCs/>
+        </w:rPr>
+        <w:t>Update(</w:t>
+      </w:r>
+      <w:proofErr w:type="gramEnd"/>
+      <w:r>
+        <w:rPr>
+          <w:b/>
+          <w:bCs/>
+        </w:rPr>
+        <w:t>):</w:t>
       </w:r>
     </w:p>
     <w:p>
@@ -1465,12 +1805,21 @@
       <w:r>
         <w:t>Inside your script, locate the </w:t>
       </w:r>
-      <w:r>
-        <w:rPr>
-          <w:b/>
-          <w:bCs/>
-        </w:rPr>
-        <w:t>Update()</w:t>
+      <w:proofErr w:type="gramStart"/>
+      <w:r>
+        <w:rPr>
+          <w:b/>
+          <w:bCs/>
+        </w:rPr>
+        <w:t>Update(</w:t>
+      </w:r>
+      <w:proofErr w:type="gramEnd"/>
+      <w:r>
+        <w:rPr>
+          <w:b/>
+          <w:bCs/>
+        </w:rPr>
+        <w:t>)</w:t>
       </w:r>
       <w:r>
         <w:t> method.</w:t>
@@ -1484,14 +1833,26 @@
         </w:numPr>
       </w:pPr>
       <w:r>
-        <w:t>Then, add the following lines of code inside the braces (</w:t>
-      </w:r>
-      <w:r>
-        <w:rPr>
-          <w:b/>
-          <w:bCs/>
-        </w:rPr>
-        <w:t>{ })</w:t>
+        <w:t xml:space="preserve">Then, add the following lines of code inside the braces </w:t>
+      </w:r>
+      <w:proofErr w:type="gramStart"/>
+      <w:r>
+        <w:t>(</w:t>
+      </w:r>
+      <w:r>
+        <w:rPr>
+          <w:b/>
+          <w:bCs/>
+        </w:rPr>
+        <w:t>{ }</w:t>
+      </w:r>
+      <w:proofErr w:type="gramEnd"/>
+      <w:r>
+        <w:rPr>
+          <w:b/>
+          <w:bCs/>
+        </w:rPr>
+        <w:t>)</w:t>
       </w:r>
       <w:r>
         <w:t>:</w:t>
@@ -1502,7 +1863,17 @@
     </w:p>
     <w:p>
       <w:r>
-        <w:t>if (Mouse.current.leftButton.isPressed)</w:t>
+        <w:t>if (</w:t>
+      </w:r>
+      <w:proofErr w:type="spellStart"/>
+      <w:proofErr w:type="gramStart"/>
+      <w:r>
+        <w:t>Mouse.current.leftButton.isPressed</w:t>
+      </w:r>
+      <w:proofErr w:type="spellEnd"/>
+      <w:proofErr w:type="gramEnd"/>
+      <w:r>
+        <w:t>)</w:t>
       </w:r>
     </w:p>
     <w:p>
@@ -1511,8 +1882,13 @@
       </w:r>
     </w:p>
     <w:p>
-      <w:r>
-        <w:t>Debug.Log("Mouse was pressed");</w:t>
+      <w:proofErr w:type="spellStart"/>
+      <w:r>
+        <w:t>Debug.Log</w:t>
+      </w:r>
+      <w:proofErr w:type="spellEnd"/>
+      <w:r>
+        <w:t>("Mouse was pressed");</w:t>
       </w:r>
     </w:p>
     <w:p>
@@ -1547,12 +1923,21 @@
           <w:numId w:val="14"/>
         </w:numPr>
       </w:pPr>
-      <w:r>
-        <w:rPr>
-          <w:b/>
-          <w:bCs/>
-        </w:rPr>
-        <w:t>Debug.Log()</w:t>
+      <w:proofErr w:type="spellStart"/>
+      <w:r>
+        <w:rPr>
+          <w:b/>
+          <w:bCs/>
+        </w:rPr>
+        <w:t>Debug.Log</w:t>
+      </w:r>
+      <w:proofErr w:type="spellEnd"/>
+      <w:r>
+        <w:rPr>
+          <w:b/>
+          <w:bCs/>
+        </w:rPr>
+        <w:t>()</w:t>
       </w:r>
       <w:r>
         <w:t> sends a message to Unity’s </w:t>
@@ -1621,7 +2006,15 @@
     </w:p>
     <w:p>
       <w:r>
-        <w:t>using UnityEngine.InputSystem;</w:t>
+        <w:t xml:space="preserve">using </w:t>
+      </w:r>
+      <w:proofErr w:type="spellStart"/>
+      <w:r>
+        <w:t>UnityEngine.InputSystem</w:t>
+      </w:r>
+      <w:proofErr w:type="spellEnd"/>
+      <w:r>
+        <w:t>;</w:t>
       </w:r>
     </w:p>
     <w:p>
@@ -1675,6 +2068,7 @@
       <w:r>
         <w:t>Press </w:t>
       </w:r>
+      <w:proofErr w:type="spellStart"/>
       <w:r>
         <w:rPr>
           <w:b/>
@@ -1692,9 +2086,11 @@
         </w:rPr>
         <w:t>S</w:t>
       </w:r>
+      <w:proofErr w:type="spellEnd"/>
       <w:r>
         <w:t> (macOS: </w:t>
       </w:r>
+      <w:proofErr w:type="spellStart"/>
       <w:r>
         <w:rPr>
           <w:b/>
@@ -1712,6 +2108,7 @@
         </w:rPr>
         <w:t>S</w:t>
       </w:r>
+      <w:proofErr w:type="spellEnd"/>
       <w:r>
         <w:t>) to save your script.</w:t>
       </w:r>
@@ -1794,12 +2191,15 @@
     </w:p>
     <w:p>
       <w:r>
-        <w:t>You’ve now detected real-time input using Unity’s Input System. Next we have to actually do something with that input.</w:t>
-      </w:r>
-    </w:p>
-    <w:p>
-      <w:r>
-        <w:t>Mark step incomplete</w:t>
+        <w:t xml:space="preserve">You’ve now detected real-time input using Unity’s Input System. </w:t>
+      </w:r>
+      <w:proofErr w:type="gramStart"/>
+      <w:r>
+        <w:t>Next</w:t>
+      </w:r>
+      <w:proofErr w:type="gramEnd"/>
+      <w:r>
+        <w:t xml:space="preserve"> we have to actually do something with that input.</w:t>
       </w:r>
     </w:p>
     <w:p>
@@ -1819,15 +2219,7 @@
     </w:p>
     <w:p>
       <w:r>
-        <w:rPr>
-          <w:b/>
-          <w:bCs/>
-        </w:rPr>
-        <w:t>Q&amp;A (0)</w:t>
-      </w:r>
-    </w:p>
-    <w:p>
-      <w:r>
+        <w:lastRenderedPageBreak/>
         <w:t>Now that your script can detect mouse clicks, it’s time to figure out where the mouse is clicking. In this step, you’ll log the </w:t>
       </w:r>
       <w:r>
@@ -1919,11 +2311,6 @@
       </w:r>
       <w:r>
         <w:t>) is usually in the center of the scene. You’ll learn how to log the screen-space position now — and convert it to world space in the following step.</w:t>
-      </w:r>
-    </w:p>
-    <w:p>
-      <w:r>
-        <w:t>Play Video</w:t>
       </w:r>
     </w:p>
     <w:p>
@@ -1950,11 +2337,30 @@
           <w:b/>
           <w:bCs/>
         </w:rPr>
-        <w:t>if (Mouse.current.leftButton.isPressed)</w:t>
+        <w:t>if (</w:t>
+      </w:r>
+      <w:proofErr w:type="spellStart"/>
+      <w:proofErr w:type="gramStart"/>
+      <w:r>
+        <w:rPr>
+          <w:b/>
+          <w:bCs/>
+        </w:rPr>
+        <w:t>Mouse.current.leftButton.isPressed</w:t>
+      </w:r>
+      <w:proofErr w:type="spellEnd"/>
+      <w:proofErr w:type="gramEnd"/>
+      <w:r>
+        <w:rPr>
+          <w:b/>
+          <w:bCs/>
+        </w:rPr>
+        <w:t>)</w:t>
       </w:r>
       <w:r>
         <w:t> block, above your </w:t>
       </w:r>
+      <w:proofErr w:type="spellStart"/>
       <w:r>
         <w:rPr>
           <w:b/>
@@ -1962,9 +2368,11 @@
         </w:rPr>
         <w:t>Debug.Log</w:t>
       </w:r>
+      <w:proofErr w:type="spellEnd"/>
       <w:r>
         <w:t> code, add the following line of code to declare a new </w:t>
       </w:r>
+      <w:proofErr w:type="spellStart"/>
       <w:r>
         <w:rPr>
           <w:b/>
@@ -1972,13 +2380,35 @@
         </w:rPr>
         <w:t>mousePos</w:t>
       </w:r>
+      <w:proofErr w:type="spellEnd"/>
       <w:r>
         <w:t> variable:</w:t>
       </w:r>
     </w:p>
     <w:p>
       <w:r>
-        <w:t>Vector3 mousePos = Mouse.current.position.value;</w:t>
+        <w:t xml:space="preserve">Vector3 </w:t>
+      </w:r>
+      <w:proofErr w:type="spellStart"/>
+      <w:r>
+        <w:t>mousePos</w:t>
+      </w:r>
+      <w:proofErr w:type="spellEnd"/>
+      <w:r>
+        <w:t xml:space="preserve"> = </w:t>
+      </w:r>
+      <w:proofErr w:type="spellStart"/>
+      <w:proofErr w:type="gramStart"/>
+      <w:r>
+        <w:t>Mouse.current.position</w:t>
+      </w:r>
+      <w:proofErr w:type="gramEnd"/>
+      <w:r>
+        <w:t>.value</w:t>
+      </w:r>
+      <w:proofErr w:type="spellEnd"/>
+      <w:r>
+        <w:t>;</w:t>
       </w:r>
     </w:p>
     <w:p>
@@ -2061,6 +2491,7 @@
       <w:r>
         <w:t>Below the line you just added, edit the </w:t>
       </w:r>
+      <w:proofErr w:type="spellStart"/>
       <w:r>
         <w:rPr>
           <w:b/>
@@ -2068,13 +2499,27 @@
         </w:rPr>
         <w:t>Debug.Log</w:t>
       </w:r>
+      <w:proofErr w:type="spellEnd"/>
       <w:r>
         <w:t> code to now display the mouse position, in addition to the fact that the mouse was pressed:</w:t>
       </w:r>
     </w:p>
     <w:p>
-      <w:r>
-        <w:t>Debug.Log("Mouse position: " + mousePos);</w:t>
+      <w:proofErr w:type="spellStart"/>
+      <w:r>
+        <w:t>Debug.Log</w:t>
+      </w:r>
+      <w:proofErr w:type="spellEnd"/>
+      <w:r>
+        <w:t xml:space="preserve">("Mouse position: " + </w:t>
+      </w:r>
+      <w:proofErr w:type="spellStart"/>
+      <w:r>
+        <w:t>mousePos</w:t>
+      </w:r>
+      <w:proofErr w:type="spellEnd"/>
+      <w:r>
+        <w:t>);</w:t>
       </w:r>
     </w:p>
     <w:p>
@@ -2108,6 +2553,7 @@
       <w:r>
         <w:t>) with a variable (</w:t>
       </w:r>
+      <w:proofErr w:type="spellStart"/>
       <w:r>
         <w:rPr>
           <w:b/>
@@ -2115,6 +2561,7 @@
         </w:rPr>
         <w:t>mousePos</w:t>
       </w:r>
+      <w:proofErr w:type="spellEnd"/>
       <w:r>
         <w:t>) to create a readable message in the </w:t>
       </w:r>
@@ -2148,6 +2595,7 @@
       <w:r>
         <w:t>Press </w:t>
       </w:r>
+      <w:proofErr w:type="spellStart"/>
       <w:r>
         <w:rPr>
           <w:b/>
@@ -2165,9 +2613,11 @@
         </w:rPr>
         <w:t>S</w:t>
       </w:r>
+      <w:proofErr w:type="spellEnd"/>
       <w:r>
         <w:t> (macOS: </w:t>
       </w:r>
+      <w:proofErr w:type="spellStart"/>
       <w:r>
         <w:rPr>
           <w:b/>
@@ -2185,6 +2635,7 @@
         </w:rPr>
         <w:t>S</w:t>
       </w:r>
+      <w:proofErr w:type="spellEnd"/>
       <w:r>
         <w:t>) to save your script, then return to Unity and enter</w:t>
       </w:r>
@@ -2239,6 +2690,7 @@
       <w:r>
         <w:t>, </w:t>
       </w:r>
+      <w:proofErr w:type="gramStart"/>
       <w:r>
         <w:rPr>
           <w:b/>
@@ -2254,7 +2706,15 @@
           <w:b/>
           <w:bCs/>
         </w:rPr>
-        <w:t>-10</w:t>
+        <w:t>-</w:t>
+      </w:r>
+      <w:proofErr w:type="gramEnd"/>
+      <w:r>
+        <w:rPr>
+          <w:b/>
+          <w:bCs/>
+        </w:rPr>
+        <w:t>10</w:t>
       </w:r>
       <w:r>
         <w:t>).</w:t>
@@ -2286,11 +2746,6 @@
       </w:r>
     </w:p>
     <w:p>
-      <w:r>
-        <w:t>Mark step incomplete</w:t>
-      </w:r>
-    </w:p>
-    <w:p>
       <w:pPr>
         <w:rPr>
           <w:b/>
@@ -2307,15 +2762,6 @@
     </w:p>
     <w:p>
       <w:r>
-        <w:rPr>
-          <w:b/>
-          <w:bCs/>
-        </w:rPr>
-        <w:t>Q&amp;A (0)</w:t>
-      </w:r>
-    </w:p>
-    <w:p>
-      <w:r>
         <w:t>You’ve logged the mouse position in </w:t>
       </w:r>
       <w:r>
@@ -2335,8 +2781,13 @@
         </w:rPr>
         <w:t>Player </w:t>
       </w:r>
-      <w:r>
-        <w:t>GameObject moves in </w:t>
+      <w:proofErr w:type="spellStart"/>
+      <w:r>
+        <w:t>GameObject</w:t>
+      </w:r>
+      <w:proofErr w:type="spellEnd"/>
+      <w:r>
+        <w:t xml:space="preserve"> moves in </w:t>
       </w:r>
       <w:r>
         <w:rPr>
@@ -2348,12 +2799,23 @@
       <w:r>
         <w:t>, so you need to convert those coordinates. In this step, you’ll use Unity’s </w:t>
       </w:r>
-      <w:r>
-        <w:rPr>
-          <w:b/>
-          <w:bCs/>
-        </w:rPr>
-        <w:t>Camera.main.ScreenToWorldPoint()</w:t>
+      <w:proofErr w:type="spellStart"/>
+      <w:proofErr w:type="gramStart"/>
+      <w:r>
+        <w:rPr>
+          <w:b/>
+          <w:bCs/>
+        </w:rPr>
+        <w:t>Camera.main.ScreenToWorldPoint</w:t>
+      </w:r>
+      <w:proofErr w:type="spellEnd"/>
+      <w:proofErr w:type="gramEnd"/>
+      <w:r>
+        <w:rPr>
+          <w:b/>
+          <w:bCs/>
+        </w:rPr>
+        <w:t>()</w:t>
       </w:r>
       <w:r>
         <w:t> function to translate the mouse’s position from screen space to a point in the game world.</w:t>
@@ -2361,12 +2823,8 @@
     </w:p>
     <w:p>
       <w:r>
+        <w:lastRenderedPageBreak/>
         <w:t>This is one of the most important transformations in Unity when dealing with player input.</w:t>
-      </w:r>
-    </w:p>
-    <w:p>
-      <w:r>
-        <w:t>Play Video</w:t>
       </w:r>
     </w:p>
     <w:p>
@@ -2398,20 +2856,62 @@
       <w:r>
         <w:t> block, wrap your </w:t>
       </w:r>
-      <w:r>
-        <w:rPr>
-          <w:b/>
-          <w:bCs/>
-        </w:rPr>
-        <w:t>Mouse.current.position.value</w:t>
-      </w:r>
+      <w:proofErr w:type="spellStart"/>
+      <w:proofErr w:type="gramStart"/>
+      <w:r>
+        <w:rPr>
+          <w:b/>
+          <w:bCs/>
+        </w:rPr>
+        <w:t>Mouse.current.position</w:t>
+      </w:r>
+      <w:proofErr w:type="gramEnd"/>
+      <w:r>
+        <w:rPr>
+          <w:b/>
+          <w:bCs/>
+        </w:rPr>
+        <w:t>.value</w:t>
+      </w:r>
+      <w:proofErr w:type="spellEnd"/>
       <w:r>
         <w:t> into the following new function:</w:t>
       </w:r>
     </w:p>
     <w:p>
       <w:r>
-        <w:t>Vector3 mousePos = Camera.main.ScreenToWorldPoint(Mouse.current.position.value);</w:t>
+        <w:t xml:space="preserve">Vector3 </w:t>
+      </w:r>
+      <w:proofErr w:type="spellStart"/>
+      <w:r>
+        <w:t>mousePos</w:t>
+      </w:r>
+      <w:proofErr w:type="spellEnd"/>
+      <w:r>
+        <w:t xml:space="preserve"> = </w:t>
+      </w:r>
+      <w:proofErr w:type="spellStart"/>
+      <w:proofErr w:type="gramStart"/>
+      <w:r>
+        <w:t>Camera.main.ScreenToWorldPoint</w:t>
+      </w:r>
+      <w:proofErr w:type="spellEnd"/>
+      <w:proofErr w:type="gramEnd"/>
+      <w:r>
+        <w:t>(</w:t>
+      </w:r>
+      <w:proofErr w:type="spellStart"/>
+      <w:proofErr w:type="gramStart"/>
+      <w:r>
+        <w:t>Mouse.current.position</w:t>
+      </w:r>
+      <w:proofErr w:type="gramEnd"/>
+      <w:r>
+        <w:t>.value</w:t>
+      </w:r>
+      <w:proofErr w:type="spellEnd"/>
+      <w:r>
+        <w:t>);</w:t>
       </w:r>
     </w:p>
     <w:p>
@@ -2430,6 +2930,7 @@
           <w:numId w:val="22"/>
         </w:numPr>
       </w:pPr>
+      <w:proofErr w:type="spellStart"/>
       <w:r>
         <w:rPr>
           <w:b/>
@@ -2437,6 +2938,7 @@
         </w:rPr>
         <w:t>Camera.main</w:t>
       </w:r>
+      <w:proofErr w:type="spellEnd"/>
       <w:r>
         <w:t> accesses your scene’s </w:t>
       </w:r>
@@ -2458,7 +2960,15 @@
         <w:t>Camera</w:t>
       </w:r>
       <w:r>
-        <w:t> GameObject.</w:t>
+        <w:t> </w:t>
+      </w:r>
+      <w:proofErr w:type="spellStart"/>
+      <w:r>
+        <w:t>GameObject</w:t>
+      </w:r>
+      <w:proofErr w:type="spellEnd"/>
+      <w:r>
+        <w:t>.</w:t>
       </w:r>
     </w:p>
     <w:p>
@@ -2468,12 +2978,30 @@
           <w:numId w:val="22"/>
         </w:numPr>
       </w:pPr>
-      <w:r>
-        <w:rPr>
-          <w:b/>
-          <w:bCs/>
-        </w:rPr>
-        <w:t>ScreenToWorldPoint()</w:t>
+      <w:proofErr w:type="spellStart"/>
+      <w:proofErr w:type="gramStart"/>
+      <w:r>
+        <w:rPr>
+          <w:b/>
+          <w:bCs/>
+        </w:rPr>
+        <w:t>ScreenToWorldPoint</w:t>
+      </w:r>
+      <w:proofErr w:type="spellEnd"/>
+      <w:r>
+        <w:rPr>
+          <w:b/>
+          <w:bCs/>
+        </w:rPr>
+        <w:t>(</w:t>
+      </w:r>
+      <w:proofErr w:type="gramEnd"/>
+      <w:r>
+        <w:rPr>
+          <w:b/>
+          <w:bCs/>
+        </w:rPr>
+        <w:t>)</w:t>
       </w:r>
       <w:r>
         <w:t> takes screen coordinates (from the mouse) and converts them to world coordinates that match your scene layout.</w:t>
@@ -2498,6 +3026,7 @@
       <w:r>
         <w:t>Press </w:t>
       </w:r>
+      <w:proofErr w:type="spellStart"/>
       <w:r>
         <w:rPr>
           <w:b/>
@@ -2515,9 +3044,11 @@
         </w:rPr>
         <w:t>S</w:t>
       </w:r>
+      <w:proofErr w:type="spellEnd"/>
       <w:r>
         <w:t> (macOS: </w:t>
       </w:r>
+      <w:proofErr w:type="spellStart"/>
       <w:r>
         <w:rPr>
           <w:b/>
@@ -2535,6 +3066,7 @@
         </w:rPr>
         <w:t>S</w:t>
       </w:r>
+      <w:proofErr w:type="spellEnd"/>
       <w:r>
         <w:t>) to save, then return to Unity and enter</w:t>
       </w:r>
@@ -2634,36 +3166,46 @@
         <w:t>Player</w:t>
       </w:r>
       <w:r>
-        <w:t> GameObject can begin responding to mouse position in a meaningful way.</w:t>
-      </w:r>
-    </w:p>
-    <w:p>
-      <w:r>
-        <w:t>Mark step incomplete</w:t>
-      </w:r>
-    </w:p>
-    <w:p>
-      <w:pPr>
-        <w:rPr>
-          <w:b/>
-          <w:bCs/>
-        </w:rPr>
-      </w:pPr>
-      <w:r>
-        <w:rPr>
-          <w:b/>
-          <w:bCs/>
-        </w:rPr>
-        <w:t>8. Rotate the Player GameObject to face the mouse</w:t>
-      </w:r>
-    </w:p>
-    <w:p>
-      <w:r>
-        <w:rPr>
-          <w:b/>
-          <w:bCs/>
-        </w:rPr>
-        <w:t>Q&amp;A (0)</w:t>
+        <w:t> </w:t>
+      </w:r>
+      <w:proofErr w:type="spellStart"/>
+      <w:r>
+        <w:t>GameObject</w:t>
+      </w:r>
+      <w:proofErr w:type="spellEnd"/>
+      <w:r>
+        <w:t xml:space="preserve"> can begin responding to mouse position in a meaningful way.</w:t>
+      </w:r>
+    </w:p>
+    <w:p>
+      <w:pPr>
+        <w:rPr>
+          <w:b/>
+          <w:bCs/>
+        </w:rPr>
+      </w:pPr>
+      <w:r>
+        <w:rPr>
+          <w:b/>
+          <w:bCs/>
+        </w:rPr>
+        <w:t xml:space="preserve">8. Rotate the Player </w:t>
+      </w:r>
+      <w:proofErr w:type="spellStart"/>
+      <w:r>
+        <w:rPr>
+          <w:b/>
+          <w:bCs/>
+        </w:rPr>
+        <w:t>GameObject</w:t>
+      </w:r>
+      <w:proofErr w:type="spellEnd"/>
+      <w:r>
+        <w:rPr>
+          <w:b/>
+          <w:bCs/>
+        </w:rPr>
+        <w:t xml:space="preserve"> to face the mouse</w:t>
       </w:r>
     </w:p>
     <w:p>
@@ -2687,8 +3229,13 @@
         </w:rPr>
         <w:t>Player </w:t>
       </w:r>
-      <w:r>
-        <w:t>GameObject’s position and the mouse position, then setting the </w:t>
+      <w:proofErr w:type="spellStart"/>
+      <w:r>
+        <w:t>GameObject’s</w:t>
+      </w:r>
+      <w:proofErr w:type="spellEnd"/>
+      <w:r>
+        <w:t xml:space="preserve"> position and the mouse position, then setting the </w:t>
       </w:r>
       <w:r>
         <w:rPr>
@@ -2697,9 +3244,16 @@
         </w:rPr>
         <w:t>Player </w:t>
       </w:r>
-      <w:r>
-        <w:t>GameObject’s </w:t>
-      </w:r>
+      <w:proofErr w:type="spellStart"/>
+      <w:r>
+        <w:t>GameObject’s</w:t>
+      </w:r>
+      <w:proofErr w:type="spellEnd"/>
+      <w:r>
+        <w:t> </w:t>
+      </w:r>
+      <w:proofErr w:type="spellStart"/>
+      <w:proofErr w:type="gramStart"/>
       <w:r>
         <w:rPr>
           <w:b/>
@@ -2707,6 +3261,8 @@
         </w:rPr>
         <w:t>transform.up</w:t>
       </w:r>
+      <w:proofErr w:type="spellEnd"/>
+      <w:proofErr w:type="gramEnd"/>
       <w:r>
         <w:t> to that direction.</w:t>
       </w:r>
@@ -2715,6 +3271,8 @@
       <w:r>
         <w:t>In Unity, </w:t>
       </w:r>
+      <w:proofErr w:type="spellStart"/>
+      <w:proofErr w:type="gramStart"/>
       <w:r>
         <w:rPr>
           <w:b/>
@@ -2722,23 +3280,47 @@
         </w:rPr>
         <w:t>transform.up</w:t>
       </w:r>
-      <w:r>
-        <w:t> controls which way a GameObject is facing in 2D — it’s the local Y-axis direction. When you set </w:t>
-      </w:r>
-      <w:r>
-        <w:rPr>
-          <w:b/>
-          <w:bCs/>
-        </w:rPr>
-        <w:t>transform.up = direction</w:t>
-      </w:r>
-      <w:r>
-        <w:t>, you’re telling Unity to rotate the GameObject so that its upward axis points toward that direction vector.</w:t>
-      </w:r>
-    </w:p>
-    <w:p>
-      <w:r>
-        <w:t>Play Video</w:t>
+      <w:proofErr w:type="spellEnd"/>
+      <w:proofErr w:type="gramEnd"/>
+      <w:r>
+        <w:t xml:space="preserve"> controls which way a </w:t>
+      </w:r>
+      <w:proofErr w:type="spellStart"/>
+      <w:r>
+        <w:t>GameObject</w:t>
+      </w:r>
+      <w:proofErr w:type="spellEnd"/>
+      <w:r>
+        <w:t xml:space="preserve"> is facing in 2D — it’s the local Y-axis direction. When you set </w:t>
+      </w:r>
+      <w:proofErr w:type="spellStart"/>
+      <w:proofErr w:type="gramStart"/>
+      <w:r>
+        <w:rPr>
+          <w:b/>
+          <w:bCs/>
+        </w:rPr>
+        <w:t>transform.up</w:t>
+      </w:r>
+      <w:proofErr w:type="spellEnd"/>
+      <w:proofErr w:type="gramEnd"/>
+      <w:r>
+        <w:rPr>
+          <w:b/>
+          <w:bCs/>
+        </w:rPr>
+        <w:t xml:space="preserve"> = direction</w:t>
+      </w:r>
+      <w:r>
+        <w:t xml:space="preserve">, you’re telling Unity to rotate the </w:t>
+      </w:r>
+      <w:proofErr w:type="spellStart"/>
+      <w:r>
+        <w:t>GameObject</w:t>
+      </w:r>
+      <w:proofErr w:type="spellEnd"/>
+      <w:r>
+        <w:t xml:space="preserve"> so that its upward axis points toward that direction vector.</w:t>
       </w:r>
     </w:p>
     <w:p>
@@ -2773,7 +3355,25 @@
     </w:p>
     <w:p>
       <w:r>
-        <w:t>Vector2 direction = mousePos - transform.position;</w:t>
+        <w:t xml:space="preserve">Vector2 direction = </w:t>
+      </w:r>
+      <w:proofErr w:type="spellStart"/>
+      <w:r>
+        <w:t>mousePos</w:t>
+      </w:r>
+      <w:proofErr w:type="spellEnd"/>
+      <w:r>
+        <w:t xml:space="preserve"> - </w:t>
+      </w:r>
+      <w:proofErr w:type="spellStart"/>
+      <w:proofErr w:type="gramStart"/>
+      <w:r>
+        <w:t>transform.position</w:t>
+      </w:r>
+      <w:proofErr w:type="spellEnd"/>
+      <w:proofErr w:type="gramEnd"/>
+      <w:r>
+        <w:t>;</w:t>
       </w:r>
     </w:p>
     <w:p>
@@ -2802,8 +3402,13 @@
         </w:rPr>
         <w:t>Player </w:t>
       </w:r>
-      <w:r>
-        <w:t>GameObject’s position.</w:t>
+      <w:proofErr w:type="spellStart"/>
+      <w:r>
+        <w:t>GameObject’s</w:t>
+      </w:r>
+      <w:proofErr w:type="spellEnd"/>
+      <w:r>
+        <w:t xml:space="preserve"> position.</w:t>
       </w:r>
     </w:p>
     <w:p>
@@ -2814,6 +3419,7 @@
         </w:numPr>
       </w:pPr>
       <w:r>
+        <w:lastRenderedPageBreak/>
         <w:t>The result is a </w:t>
       </w:r>
       <w:r>
@@ -2843,17 +3449,38 @@
         </w:rPr>
         <w:t>Player </w:t>
       </w:r>
-      <w:r>
-        <w:t>GameObject to the mouse.</w:t>
-      </w:r>
-    </w:p>
-    <w:p>
-      <w:r>
-        <w:rPr>
-          <w:b/>
-          <w:bCs/>
-        </w:rPr>
-        <w:t>2. Set the Player GameObject’s facing direction:</w:t>
+      <w:proofErr w:type="spellStart"/>
+      <w:r>
+        <w:t>GameObject</w:t>
+      </w:r>
+      <w:proofErr w:type="spellEnd"/>
+      <w:r>
+        <w:t xml:space="preserve"> to the mouse.</w:t>
+      </w:r>
+    </w:p>
+    <w:p>
+      <w:r>
+        <w:rPr>
+          <w:b/>
+          <w:bCs/>
+        </w:rPr>
+        <w:t xml:space="preserve">2. Set the Player </w:t>
+      </w:r>
+      <w:proofErr w:type="spellStart"/>
+      <w:r>
+        <w:rPr>
+          <w:b/>
+          <w:bCs/>
+        </w:rPr>
+        <w:t>GameObject’s</w:t>
+      </w:r>
+      <w:proofErr w:type="spellEnd"/>
+      <w:r>
+        <w:rPr>
+          <w:b/>
+          <w:bCs/>
+        </w:rPr>
+        <w:t xml:space="preserve"> facing direction:</w:t>
       </w:r>
     </w:p>
     <w:p>
@@ -2868,8 +3495,15 @@
       </w:r>
     </w:p>
     <w:p>
-      <w:r>
-        <w:t>transform.up = direction;</w:t>
+      <w:proofErr w:type="spellStart"/>
+      <w:proofErr w:type="gramStart"/>
+      <w:r>
+        <w:t>transform.up</w:t>
+      </w:r>
+      <w:proofErr w:type="spellEnd"/>
+      <w:proofErr w:type="gramEnd"/>
+      <w:r>
+        <w:t xml:space="preserve"> = direction;</w:t>
       </w:r>
     </w:p>
     <w:p>
@@ -2900,7 +3534,15 @@
         </w:numPr>
       </w:pPr>
       <w:r>
-        <w:t>This is an easy way to rotate a GameObject without using angles or complex math.</w:t>
+        <w:t xml:space="preserve">This is an easy way to rotate a </w:t>
+      </w:r>
+      <w:proofErr w:type="spellStart"/>
+      <w:r>
+        <w:t>GameObject</w:t>
+      </w:r>
+      <w:proofErr w:type="spellEnd"/>
+      <w:r>
+        <w:t xml:space="preserve"> without using angles or complex math.</w:t>
       </w:r>
     </w:p>
     <w:p>
@@ -2922,6 +3564,7 @@
       <w:r>
         <w:t>Press </w:t>
       </w:r>
+      <w:proofErr w:type="spellStart"/>
       <w:r>
         <w:rPr>
           <w:b/>
@@ -2939,9 +3582,11 @@
         </w:rPr>
         <w:t>S</w:t>
       </w:r>
+      <w:proofErr w:type="spellEnd"/>
       <w:r>
         <w:t> (macOS: </w:t>
       </w:r>
+      <w:proofErr w:type="spellStart"/>
       <w:r>
         <w:rPr>
           <w:b/>
@@ -2959,6 +3604,7 @@
         </w:rPr>
         <w:t>S</w:t>
       </w:r>
+      <w:proofErr w:type="spellEnd"/>
       <w:r>
         <w:t>) to save, then return to Unity and enter Play mode.</w:t>
       </w:r>
@@ -2990,8 +3636,13 @@
         </w:rPr>
         <w:t>Player </w:t>
       </w:r>
-      <w:r>
-        <w:t>GameObject will now visually rotate to point toward the mouse.</w:t>
+      <w:proofErr w:type="spellStart"/>
+      <w:r>
+        <w:t>GameObject</w:t>
+      </w:r>
+      <w:proofErr w:type="spellEnd"/>
+      <w:r>
+        <w:t xml:space="preserve"> will now visually rotate to point toward the mouse.</w:t>
       </w:r>
     </w:p>
     <w:p>
@@ -3008,6 +3659,8 @@
       <w:r>
         <w:t> and </w:t>
       </w:r>
+      <w:proofErr w:type="spellStart"/>
+      <w:proofErr w:type="gramStart"/>
       <w:r>
         <w:rPr>
           <w:b/>
@@ -3015,16 +3668,13 @@
         </w:rPr>
         <w:t>transform.up</w:t>
       </w:r>
+      <w:proofErr w:type="spellEnd"/>
+      <w:proofErr w:type="gramEnd"/>
       <w:r>
         <w:t> to align the player’s rotation with a direction — a fast and effective way to handle orientation in 2D games.</w:t>
       </w:r>
     </w:p>
     <w:p>
-      <w:r>
-        <w:t>Mark step incomplete</w:t>
-      </w:r>
-    </w:p>
-    <w:p>
       <w:pPr>
         <w:rPr>
           <w:b/>
@@ -3041,15 +3691,6 @@
     </w:p>
     <w:p>
       <w:r>
-        <w:rPr>
-          <w:b/>
-          <w:bCs/>
-        </w:rPr>
-        <w:t>Q&amp;A (0)</w:t>
-      </w:r>
-    </w:p>
-    <w:p>
-      <w:r>
         <w:t>Now that your </w:t>
       </w:r>
       <w:r>
@@ -3059,8 +3700,13 @@
         </w:rPr>
         <w:t>Player </w:t>
       </w:r>
-      <w:r>
-        <w:t>GameObject rotates to face the mouse, it’s time to make it move. In this step, you’ll apply force in the direction of the mouse click using Unity’s physics system.</w:t>
+      <w:proofErr w:type="spellStart"/>
+      <w:r>
+        <w:t>GameObject</w:t>
+      </w:r>
+      <w:proofErr w:type="spellEnd"/>
+      <w:r>
+        <w:t xml:space="preserve"> rotates to face the mouse, it’s time to make it move. In this step, you’ll apply force in the direction of the mouse click using Unity’s physics system.</w:t>
       </w:r>
     </w:p>
     <w:p>
@@ -3086,11 +3732,6 @@
       </w:r>
       <w:r>
         <w:t>window later — a good coding habit for tuning gameplay.</w:t>
-      </w:r>
-    </w:p>
-    <w:p>
-      <w:r>
-        <w:t>Play Video</w:t>
       </w:r>
     </w:p>
     <w:p>
@@ -3122,6 +3763,7 @@
       <w:r>
         <w:t>) in your </w:t>
       </w:r>
+      <w:proofErr w:type="spellStart"/>
       <w:r>
         <w:rPr>
           <w:b/>
@@ -3129,27 +3771,76 @@
         </w:rPr>
         <w:t>PlayerController</w:t>
       </w:r>
+      <w:proofErr w:type="spellEnd"/>
       <w:r>
         <w:t> class, add the following lines of code:</w:t>
       </w:r>
     </w:p>
     <w:p>
       <w:r>
-        <w:t>public float thrustForce = 1f;</w:t>
-      </w:r>
-    </w:p>
-    <w:p>
-      <w:r>
-        <w:t>Rigidbody2D rb;</w:t>
-      </w:r>
-    </w:p>
-    <w:p>
-      <w:r>
-        <w:rPr>
-          <w:b/>
-          <w:bCs/>
-        </w:rPr>
-        <w:t>2. Get the Rigidbody 2D component in Start():</w:t>
+        <w:t xml:space="preserve">public float </w:t>
+      </w:r>
+      <w:proofErr w:type="spellStart"/>
+      <w:r>
+        <w:t>thrustForce</w:t>
+      </w:r>
+      <w:proofErr w:type="spellEnd"/>
+      <w:r>
+        <w:t xml:space="preserve"> = 1f;</w:t>
+      </w:r>
+    </w:p>
+    <w:p>
+      <w:r>
+        <w:t xml:space="preserve">Rigidbody2D </w:t>
+      </w:r>
+      <w:proofErr w:type="spellStart"/>
+      <w:r>
+        <w:t>rb</w:t>
+      </w:r>
+      <w:proofErr w:type="spellEnd"/>
+      <w:r>
+        <w:t>;</w:t>
+      </w:r>
+    </w:p>
+    <w:p>
+      <w:r>
+        <w:rPr>
+          <w:b/>
+          <w:bCs/>
+        </w:rPr>
+        <w:t xml:space="preserve">2. Get the </w:t>
+      </w:r>
+      <w:proofErr w:type="spellStart"/>
+      <w:r>
+        <w:rPr>
+          <w:b/>
+          <w:bCs/>
+        </w:rPr>
+        <w:t>Rigidbody</w:t>
+      </w:r>
+      <w:proofErr w:type="spellEnd"/>
+      <w:r>
+        <w:rPr>
+          <w:b/>
+          <w:bCs/>
+        </w:rPr>
+        <w:t xml:space="preserve"> 2D component in </w:t>
+      </w:r>
+      <w:proofErr w:type="gramStart"/>
+      <w:r>
+        <w:rPr>
+          <w:b/>
+          <w:bCs/>
+        </w:rPr>
+        <w:t>Start(</w:t>
+      </w:r>
+      <w:proofErr w:type="gramEnd"/>
+      <w:r>
+        <w:rPr>
+          <w:b/>
+          <w:bCs/>
+        </w:rPr>
+        <w:t>):</w:t>
       </w:r>
     </w:p>
     <w:p>
@@ -3162,16 +3853,26 @@
       <w:r>
         <w:t>Inside your </w:t>
       </w:r>
-      <w:r>
-        <w:rPr>
-          <w:b/>
-          <w:bCs/>
-        </w:rPr>
-        <w:t>Start()</w:t>
+      <w:proofErr w:type="gramStart"/>
+      <w:r>
+        <w:rPr>
+          <w:b/>
+          <w:bCs/>
+        </w:rPr>
+        <w:t>Start(</w:t>
+      </w:r>
+      <w:proofErr w:type="gramEnd"/>
+      <w:r>
+        <w:rPr>
+          <w:b/>
+          <w:bCs/>
+        </w:rPr>
+        <w:t>)</w:t>
       </w:r>
       <w:r>
         <w:t> method, add the following line of code to assign the </w:t>
       </w:r>
+      <w:proofErr w:type="spellStart"/>
       <w:r>
         <w:rPr>
           <w:b/>
@@ -3179,6 +3880,7 @@
         </w:rPr>
         <w:t>Rigidbody</w:t>
       </w:r>
+      <w:proofErr w:type="spellEnd"/>
       <w:r>
         <w:t> </w:t>
       </w:r>
@@ -3194,8 +3896,29 @@
       </w:r>
     </w:p>
     <w:p>
-      <w:r>
-        <w:t>rb = GetComponent&lt;Rigidbody2D&gt;();</w:t>
+      <w:proofErr w:type="spellStart"/>
+      <w:r>
+        <w:t>rb</w:t>
+      </w:r>
+      <w:proofErr w:type="spellEnd"/>
+      <w:r>
+        <w:t xml:space="preserve"> = </w:t>
+      </w:r>
+      <w:proofErr w:type="spellStart"/>
+      <w:r>
+        <w:t>GetComponent</w:t>
+      </w:r>
+      <w:proofErr w:type="spellEnd"/>
+      <w:r>
+        <w:t>&lt;Rigidbody2D</w:t>
+      </w:r>
+      <w:proofErr w:type="gramStart"/>
+      <w:r>
+        <w:t>&gt;(</w:t>
+      </w:r>
+      <w:proofErr w:type="gramEnd"/>
+      <w:r>
+        <w:t>);</w:t>
       </w:r>
     </w:p>
     <w:p>
@@ -3217,28 +3940,55 @@
       <w:r>
         <w:t>After the line that sets </w:t>
       </w:r>
-      <w:r>
-        <w:rPr>
-          <w:b/>
-          <w:bCs/>
-        </w:rPr>
-        <w:t>transform.up = direction</w:t>
+      <w:proofErr w:type="spellStart"/>
+      <w:proofErr w:type="gramStart"/>
+      <w:r>
+        <w:rPr>
+          <w:b/>
+          <w:bCs/>
+        </w:rPr>
+        <w:t>transform.up</w:t>
+      </w:r>
+      <w:proofErr w:type="spellEnd"/>
+      <w:proofErr w:type="gramEnd"/>
+      <w:r>
+        <w:rPr>
+          <w:b/>
+          <w:bCs/>
+        </w:rPr>
+        <w:t xml:space="preserve"> = direction</w:t>
       </w:r>
       <w:r>
         <w:t>, add the following line of code:</w:t>
       </w:r>
     </w:p>
     <w:p>
-      <w:r>
-        <w:t>rb.AddForce(direction * thrustForce);</w:t>
-      </w:r>
-    </w:p>
-    <w:p>
-      <w:r>
-        <w:rPr>
-          <w:b/>
-          <w:bCs/>
-        </w:rPr>
+      <w:proofErr w:type="spellStart"/>
+      <w:proofErr w:type="gramStart"/>
+      <w:r>
+        <w:t>rb.AddForce</w:t>
+      </w:r>
+      <w:proofErr w:type="spellEnd"/>
+      <w:proofErr w:type="gramEnd"/>
+      <w:r>
+        <w:t xml:space="preserve">(direction * </w:t>
+      </w:r>
+      <w:proofErr w:type="spellStart"/>
+      <w:r>
+        <w:t>thrustForce</w:t>
+      </w:r>
+      <w:proofErr w:type="spellEnd"/>
+      <w:r>
+        <w:t>);</w:t>
+      </w:r>
+    </w:p>
+    <w:p>
+      <w:r>
+        <w:rPr>
+          <w:b/>
+          <w:bCs/>
+        </w:rPr>
+        <w:lastRenderedPageBreak/>
         <w:t>Explanation:</w:t>
       </w:r>
     </w:p>
@@ -3270,6 +4020,7 @@
       <w:r>
         <w:t>Multiplying by </w:t>
       </w:r>
+      <w:proofErr w:type="spellStart"/>
       <w:r>
         <w:rPr>
           <w:b/>
@@ -3277,6 +4028,7 @@
         </w:rPr>
         <w:t>thrustForce</w:t>
       </w:r>
+      <w:proofErr w:type="spellEnd"/>
       <w:r>
         <w:t> controls how strongly the force is applied.</w:t>
       </w:r>
@@ -3300,6 +4052,7 @@
       <w:r>
         <w:t>Press </w:t>
       </w:r>
+      <w:proofErr w:type="spellStart"/>
       <w:r>
         <w:rPr>
           <w:b/>
@@ -3317,9 +4070,11 @@
         </w:rPr>
         <w:t>S</w:t>
       </w:r>
+      <w:proofErr w:type="spellEnd"/>
       <w:r>
         <w:t> (macOS: </w:t>
       </w:r>
+      <w:proofErr w:type="spellStart"/>
       <w:r>
         <w:rPr>
           <w:b/>
@@ -3337,6 +4092,7 @@
         </w:rPr>
         <w:t>S</w:t>
       </w:r>
+      <w:proofErr w:type="spellEnd"/>
       <w:r>
         <w:t>) to save, then return to Unity and enter Play mode.</w:t>
       </w:r>
@@ -3358,8 +4114,13 @@
         </w:rPr>
         <w:t>Player </w:t>
       </w:r>
-      <w:r>
-        <w:t>GameObject should rotate and move toward the mouse when clicked.</w:t>
+      <w:proofErr w:type="spellStart"/>
+      <w:r>
+        <w:t>GameObject</w:t>
+      </w:r>
+      <w:proofErr w:type="spellEnd"/>
+      <w:r>
+        <w:t xml:space="preserve"> should rotate and move toward the mouse when clicked.</w:t>
       </w:r>
     </w:p>
     <w:p>
@@ -3380,13 +4141,13 @@
         </w:rPr>
         <w:t>Player </w:t>
       </w:r>
-      <w:r>
-        <w:t>GameObject becomes hard to control and goes too fast — don’t worry! You’ll fix that in a future step.</w:t>
-      </w:r>
-    </w:p>
-    <w:p>
-      <w:r>
-        <w:t>Mark step incomplete</w:t>
+      <w:proofErr w:type="spellStart"/>
+      <w:r>
+        <w:t>GameObject</w:t>
+      </w:r>
+      <w:proofErr w:type="spellEnd"/>
+      <w:r>
+        <w:t xml:space="preserve"> becomes hard to control and goes too fast — don’t worry! You’ll fix that in a future step.</w:t>
       </w:r>
     </w:p>
     <w:p>
@@ -3406,15 +4167,6 @@
     </w:p>
     <w:p>
       <w:r>
-        <w:rPr>
-          <w:b/>
-          <w:bCs/>
-        </w:rPr>
-        <w:t>Q&amp;A (0)</w:t>
-      </w:r>
-    </w:p>
-    <w:p>
-      <w:r>
         <w:t>Right now, your </w:t>
       </w:r>
       <w:r>
@@ -3424,8 +4176,13 @@
         </w:rPr>
         <w:t>Player </w:t>
       </w:r>
-      <w:r>
-        <w:t>GameObject’s speed depends on how far you click from the ship. That’s because longer direction vectors apply more force. In this step, you’ll fix that by </w:t>
+      <w:proofErr w:type="spellStart"/>
+      <w:r>
+        <w:t>GameObject’s</w:t>
+      </w:r>
+      <w:proofErr w:type="spellEnd"/>
+      <w:r>
+        <w:t xml:space="preserve"> speed depends on how far you click from the ship. That’s because longer direction vectors apply more force. In this step, you’ll fix that by </w:t>
       </w:r>
       <w:r>
         <w:rPr>
@@ -3459,13 +4216,13 @@
         </w:rPr>
         <w:t>Player </w:t>
       </w:r>
-      <w:r>
-        <w:t>GameObject will always move at a consistent speed, no matter where you click.</w:t>
-      </w:r>
-    </w:p>
-    <w:p>
-      <w:r>
-        <w:t>Play Video</w:t>
+      <w:proofErr w:type="spellStart"/>
+      <w:r>
+        <w:t>GameObject</w:t>
+      </w:r>
+      <w:proofErr w:type="spellEnd"/>
+      <w:r>
+        <w:t xml:space="preserve"> will always move at a consistent speed, no matter where you click.</w:t>
       </w:r>
     </w:p>
     <w:p>
@@ -3500,7 +4257,25 @@
     </w:p>
     <w:p>
       <w:r>
-        <w:t>Vector2 direction = mousePos - transform.position;</w:t>
+        <w:t xml:space="preserve">Vector2 direction = </w:t>
+      </w:r>
+      <w:proofErr w:type="spellStart"/>
+      <w:r>
+        <w:t>mousePos</w:t>
+      </w:r>
+      <w:proofErr w:type="spellEnd"/>
+      <w:r>
+        <w:t xml:space="preserve"> - </w:t>
+      </w:r>
+      <w:proofErr w:type="spellStart"/>
+      <w:proofErr w:type="gramStart"/>
+      <w:r>
+        <w:t>transform.position</w:t>
+      </w:r>
+      <w:proofErr w:type="spellEnd"/>
+      <w:proofErr w:type="gramEnd"/>
+      <w:r>
+        <w:t>;</w:t>
       </w:r>
     </w:p>
     <w:p>
@@ -3516,7 +4291,28 @@
     </w:p>
     <w:p>
       <w:r>
-        <w:t>Vector2 direction = (mousePos - transform.position).normalized;</w:t>
+        <w:t>Vector2 direction = (</w:t>
+      </w:r>
+      <w:proofErr w:type="spellStart"/>
+      <w:r>
+        <w:t>mousePos</w:t>
+      </w:r>
+      <w:proofErr w:type="spellEnd"/>
+      <w:r>
+        <w:t xml:space="preserve"> - </w:t>
+      </w:r>
+      <w:proofErr w:type="spellStart"/>
+      <w:proofErr w:type="gramStart"/>
+      <w:r>
+        <w:t>transform.position</w:t>
+      </w:r>
+      <w:proofErr w:type="spellEnd"/>
+      <w:r>
+        <w:t>).normalized</w:t>
+      </w:r>
+      <w:proofErr w:type="gramEnd"/>
+      <w:r>
+        <w:t>;</w:t>
       </w:r>
     </w:p>
     <w:p>
@@ -3596,6 +4392,7 @@
       <w:r>
         <w:t>Press </w:t>
       </w:r>
+      <w:proofErr w:type="spellStart"/>
       <w:r>
         <w:rPr>
           <w:b/>
@@ -3613,9 +4410,11 @@
         </w:rPr>
         <w:t>S</w:t>
       </w:r>
+      <w:proofErr w:type="spellEnd"/>
       <w:r>
         <w:t> (macOS: </w:t>
       </w:r>
+      <w:proofErr w:type="spellStart"/>
       <w:r>
         <w:rPr>
           <w:b/>
@@ -3633,6 +4432,7 @@
         </w:rPr>
         <w:t>S</w:t>
       </w:r>
+      <w:proofErr w:type="spellEnd"/>
       <w:r>
         <w:t>) to save, then return to Unity and enter Play mode.</w:t>
       </w:r>
@@ -3654,8 +4454,13 @@
         </w:rPr>
         <w:t>Player </w:t>
       </w:r>
-      <w:r>
-        <w:t>GameObject will now move at the same speed no matter where you click.</w:t>
+      <w:proofErr w:type="spellStart"/>
+      <w:r>
+        <w:t>GameObject</w:t>
+      </w:r>
+      <w:proofErr w:type="spellEnd"/>
+      <w:r>
+        <w:t xml:space="preserve"> will now move at the same speed no matter where you click.</w:t>
       </w:r>
     </w:p>
     <w:p>
@@ -3685,7 +4490,15 @@
         <w:t>Player</w:t>
       </w:r>
       <w:r>
-        <w:t> GameObject in the </w:t>
+        <w:t> </w:t>
+      </w:r>
+      <w:proofErr w:type="spellStart"/>
+      <w:r>
+        <w:t>GameObject</w:t>
+      </w:r>
+      <w:proofErr w:type="spellEnd"/>
+      <w:r>
+        <w:t xml:space="preserve"> in the </w:t>
       </w:r>
       <w:r>
         <w:rPr>
@@ -3718,6 +4531,7 @@
       <w:r>
         <w:t>window, look for the </w:t>
       </w:r>
+      <w:proofErr w:type="spellStart"/>
       <w:r>
         <w:rPr>
           <w:b/>
@@ -3725,9 +4539,11 @@
         </w:rPr>
         <w:t>thrustForce</w:t>
       </w:r>
+      <w:proofErr w:type="spellEnd"/>
       <w:r>
         <w:t> value on your </w:t>
       </w:r>
+      <w:proofErr w:type="spellStart"/>
       <w:r>
         <w:rPr>
           <w:b/>
@@ -3735,6 +4551,7 @@
         </w:rPr>
         <w:t>PlayerController</w:t>
       </w:r>
+      <w:proofErr w:type="spellEnd"/>
       <w:r>
         <w:t> script component.</w:t>
       </w:r>
@@ -3747,6 +4564,7 @@
         </w:numPr>
       </w:pPr>
       <w:r>
+        <w:lastRenderedPageBreak/>
         <w:t>Try increasing or decreasing the value until the controls feel intuitive.</w:t>
       </w:r>
     </w:p>
@@ -3763,11 +4581,6 @@
       </w:r>
     </w:p>
     <w:p>
-      <w:r>
-        <w:t>Mark step incomplete</w:t>
-      </w:r>
-    </w:p>
-    <w:p>
       <w:pPr>
         <w:rPr>
           <w:b/>
@@ -3784,15 +4597,6 @@
     </w:p>
     <w:p>
       <w:r>
-        <w:rPr>
-          <w:b/>
-          <w:bCs/>
-        </w:rPr>
-        <w:t>Q&amp;A (0)</w:t>
-      </w:r>
-    </w:p>
-    <w:p>
-      <w:r>
         <w:t>Now that your </w:t>
       </w:r>
       <w:r>
@@ -3802,15 +4606,36 @@
         </w:rPr>
         <w:t>Player </w:t>
       </w:r>
-      <w:r>
-        <w:t>GameObject moves around the world, it needs to respond to collisions. In this step, you’ll add a method called </w:t>
-      </w:r>
-      <w:r>
-        <w:rPr>
-          <w:b/>
-          <w:bCs/>
-        </w:rPr>
-        <w:t>OnCollisionEnter2D()</w:t>
+      <w:proofErr w:type="spellStart"/>
+      <w:r>
+        <w:t>GameObject</w:t>
+      </w:r>
+      <w:proofErr w:type="spellEnd"/>
+      <w:r>
+        <w:t xml:space="preserve"> moves around the world, it needs to respond to collisions. In this step, you’ll add a method called </w:t>
+      </w:r>
+      <w:r>
+        <w:rPr>
+          <w:b/>
+          <w:bCs/>
+        </w:rPr>
+        <w:t>OnCollisionEnter2</w:t>
+      </w:r>
+      <w:proofErr w:type="gramStart"/>
+      <w:r>
+        <w:rPr>
+          <w:b/>
+          <w:bCs/>
+        </w:rPr>
+        <w:t>D(</w:t>
+      </w:r>
+      <w:proofErr w:type="gramEnd"/>
+      <w:r>
+        <w:rPr>
+          <w:b/>
+          <w:bCs/>
+        </w:rPr>
+        <w:t>)</w:t>
       </w:r>
       <w:r>
         <w:t> — one of Unity’s </w:t>
@@ -3835,7 +4660,23 @@
           <w:b/>
           <w:bCs/>
         </w:rPr>
-        <w:t>Destroy(gameObject);</w:t>
+        <w:t>Destroy(</w:t>
+      </w:r>
+      <w:proofErr w:type="spellStart"/>
+      <w:r>
+        <w:rPr>
+          <w:b/>
+          <w:bCs/>
+        </w:rPr>
+        <w:t>gameObject</w:t>
+      </w:r>
+      <w:proofErr w:type="spellEnd"/>
+      <w:r>
+        <w:rPr>
+          <w:b/>
+          <w:bCs/>
+        </w:rPr>
+        <w:t>);</w:t>
       </w:r>
       <w:r>
         <w:t> to remove the </w:t>
@@ -3847,13 +4688,21 @@
         </w:rPr>
         <w:t>Player </w:t>
       </w:r>
-      <w:r>
-        <w:t>GameObject from the scene when it hits another GameObject with a collider — either an obstacle or an outer wall — simulating a game-over effect.</w:t>
-      </w:r>
-    </w:p>
-    <w:p>
-      <w:r>
-        <w:t>Play Video</w:t>
+      <w:proofErr w:type="spellStart"/>
+      <w:r>
+        <w:t>GameObject</w:t>
+      </w:r>
+      <w:proofErr w:type="spellEnd"/>
+      <w:r>
+        <w:t xml:space="preserve"> from the scene when it hits another </w:t>
+      </w:r>
+      <w:proofErr w:type="spellStart"/>
+      <w:r>
+        <w:t>GameObject</w:t>
+      </w:r>
+      <w:proofErr w:type="spellEnd"/>
+      <w:r>
+        <w:t xml:space="preserve"> with a collider — either an obstacle or an outer wall — simulating a game-over effect.</w:t>
       </w:r>
     </w:p>
     <w:p>
@@ -3875,6 +4724,7 @@
       <w:r>
         <w:t>Inside your </w:t>
       </w:r>
+      <w:proofErr w:type="spellStart"/>
       <w:r>
         <w:rPr>
           <w:b/>
@@ -3882,25 +4732,44 @@
         </w:rPr>
         <w:t>PlayerController</w:t>
       </w:r>
+      <w:proofErr w:type="spellEnd"/>
       <w:r>
         <w:t> script before the final closing curly brace (outside of </w:t>
       </w:r>
-      <w:r>
-        <w:rPr>
-          <w:b/>
-          <w:bCs/>
-        </w:rPr>
-        <w:t>Start()</w:t>
+      <w:proofErr w:type="gramStart"/>
+      <w:r>
+        <w:rPr>
+          <w:b/>
+          <w:bCs/>
+        </w:rPr>
+        <w:t>Start(</w:t>
+      </w:r>
+      <w:proofErr w:type="gramEnd"/>
+      <w:r>
+        <w:rPr>
+          <w:b/>
+          <w:bCs/>
+        </w:rPr>
+        <w:t>)</w:t>
       </w:r>
       <w:r>
         <w:t> or </w:t>
       </w:r>
-      <w:r>
-        <w:rPr>
-          <w:b/>
-          <w:bCs/>
-        </w:rPr>
-        <w:t>Update()</w:t>
+      <w:proofErr w:type="gramStart"/>
+      <w:r>
+        <w:rPr>
+          <w:b/>
+          <w:bCs/>
+        </w:rPr>
+        <w:t>Update(</w:t>
+      </w:r>
+      <w:proofErr w:type="gramEnd"/>
+      <w:r>
+        <w:rPr>
+          <w:b/>
+          <w:bCs/>
+        </w:rPr>
+        <w:t>)</w:t>
       </w:r>
       <w:r>
         <w:t>), add the following lines of code:</w:t>
@@ -3908,7 +4777,15 @@
     </w:p>
     <w:p>
       <w:r>
-        <w:t>void OnCollisionEnter2D(Collision2D collision)</w:t>
+        <w:t>void OnCollisionEnter2</w:t>
+      </w:r>
+      <w:proofErr w:type="gramStart"/>
+      <w:r>
+        <w:t>D(</w:t>
+      </w:r>
+      <w:proofErr w:type="gramEnd"/>
+      <w:r>
+        <w:t>Collision2D collision)</w:t>
       </w:r>
     </w:p>
     <w:p>
@@ -3918,7 +4795,15 @@
     </w:p>
     <w:p>
       <w:r>
-        <w:t>Destroy(gameObject);</w:t>
+        <w:t>Destroy(</w:t>
+      </w:r>
+      <w:proofErr w:type="spellStart"/>
+      <w:r>
+        <w:t>gameObject</w:t>
+      </w:r>
+      <w:proofErr w:type="spellEnd"/>
+      <w:r>
+        <w:t>);</w:t>
       </w:r>
     </w:p>
     <w:p>
@@ -3937,12 +4822,21 @@
       <w:r>
         <w:t> If autocomplete in your code editor is working, try entering “</w:t>
       </w:r>
-      <w:r>
-        <w:rPr>
-          <w:b/>
-          <w:bCs/>
-        </w:rPr>
-        <w:t>OnColl…</w:t>
+      <w:proofErr w:type="spellStart"/>
+      <w:r>
+        <w:rPr>
+          <w:b/>
+          <w:bCs/>
+        </w:rPr>
+        <w:t>OnColl</w:t>
+      </w:r>
+      <w:proofErr w:type="spellEnd"/>
+      <w:r>
+        <w:rPr>
+          <w:b/>
+          <w:bCs/>
+        </w:rPr>
+        <w:t>…</w:t>
       </w:r>
       <w:r>
         <w:t>” and selecting </w:t>
@@ -3955,7 +4849,15 @@
         <w:t>OnCollisionEnter2D</w:t>
       </w:r>
       <w:r>
-        <w:t> from the suggestion list. This ensures you get the spelling and function formatting correct. If your autocomplete isn’t working, you can just copy and paste the code above.</w:t>
+        <w:t xml:space="preserve"> from the suggestion list. This ensures you get the spelling and function formatting correct. If </w:t>
+      </w:r>
+      <w:proofErr w:type="gramStart"/>
+      <w:r>
+        <w:t>your</w:t>
+      </w:r>
+      <w:proofErr w:type="gramEnd"/>
+      <w:r>
+        <w:t xml:space="preserve"> autocomplete isn’t working, you can just copy and paste the code above.</w:t>
       </w:r>
     </w:p>
     <w:p>
@@ -3977,6 +4879,7 @@
       <w:r>
         <w:t>Unity calls this method automatically when a 2D collider hits another 2D collider, but only if one of them has a </w:t>
       </w:r>
+      <w:proofErr w:type="spellStart"/>
       <w:r>
         <w:rPr>
           <w:b/>
@@ -3984,6 +4887,7 @@
         </w:rPr>
         <w:t>Rigidbody</w:t>
       </w:r>
+      <w:proofErr w:type="spellEnd"/>
       <w:r>
         <w:t> component.</w:t>
       </w:r>
@@ -4007,6 +4911,7 @@
       <w:r>
         <w:t>Press </w:t>
       </w:r>
+      <w:proofErr w:type="spellStart"/>
       <w:r>
         <w:rPr>
           <w:b/>
@@ -4024,9 +4929,11 @@
         </w:rPr>
         <w:t>S</w:t>
       </w:r>
+      <w:proofErr w:type="spellEnd"/>
       <w:r>
         <w:t> (macOS: </w:t>
       </w:r>
+      <w:proofErr w:type="spellStart"/>
       <w:r>
         <w:rPr>
           <w:b/>
@@ -4044,6 +4951,7 @@
         </w:rPr>
         <w:t>S</w:t>
       </w:r>
+      <w:proofErr w:type="spellEnd"/>
       <w:r>
         <w:t>) to save, then go back to Unity and enter Play mode.</w:t>
       </w:r>
@@ -4065,8 +4973,13 @@
         </w:rPr>
         <w:t>Player </w:t>
       </w:r>
-      <w:r>
-        <w:t>GameObject— when you hit a wall or obstacle, the </w:t>
+      <w:proofErr w:type="spellStart"/>
+      <w:r>
+        <w:t>GameObject</w:t>
+      </w:r>
+      <w:proofErr w:type="spellEnd"/>
+      <w:r>
+        <w:t>— when you hit a wall or obstacle, the </w:t>
       </w:r>
       <w:r>
         <w:rPr>
@@ -4076,12 +4989,15 @@
         <w:t>Player</w:t>
       </w:r>
       <w:r>
-        <w:t> GameObject will be instantly destroyed.</w:t>
-      </w:r>
-    </w:p>
-    <w:p>
-      <w:r>
-        <w:t>Mark step incomplete</w:t>
+        <w:t> </w:t>
+      </w:r>
+      <w:proofErr w:type="spellStart"/>
+      <w:r>
+        <w:t>GameObject</w:t>
+      </w:r>
+      <w:proofErr w:type="spellEnd"/>
+      <w:r>
+        <w:t xml:space="preserve"> will be instantly destroyed.</w:t>
       </w:r>
     </w:p>
     <w:p>
@@ -4101,23 +5017,23 @@
     </w:p>
     <w:p>
       <w:r>
-        <w:rPr>
-          <w:b/>
-          <w:bCs/>
-        </w:rPr>
-        <w:t>Q&amp;A (0)</w:t>
-      </w:r>
-    </w:p>
-    <w:p>
-      <w:r>
         <w:t>Before you move on, it’s a good habit to clean up your script. In this step, you’ll remove old </w:t>
       </w:r>
-      <w:r>
-        <w:rPr>
-          <w:b/>
-          <w:bCs/>
-        </w:rPr>
-        <w:t>Debug.Log()</w:t>
+      <w:proofErr w:type="spellStart"/>
+      <w:r>
+        <w:rPr>
+          <w:b/>
+          <w:bCs/>
+        </w:rPr>
+        <w:t>Debug.Log</w:t>
+      </w:r>
+      <w:proofErr w:type="spellEnd"/>
+      <w:r>
+        <w:rPr>
+          <w:b/>
+          <w:bCs/>
+        </w:rPr>
+        <w:t>()</w:t>
       </w:r>
       <w:r>
         <w:t> statements that you used for testing and add a few code comments to make your script easier to read.</w:t>
@@ -4129,6 +5045,7 @@
           <w:b/>
           <w:bCs/>
         </w:rPr>
+        <w:lastRenderedPageBreak/>
         <w:t>Code comments</w:t>
       </w:r>
       <w:r>
@@ -4137,16 +5054,27 @@
     </w:p>
     <w:p>
       <w:r>
-        <w:t>Play Video</w:t>
-      </w:r>
-    </w:p>
-    <w:p>
-      <w:r>
-        <w:rPr>
-          <w:b/>
-          <w:bCs/>
-        </w:rPr>
-        <w:t>1. Remove any Debug.Log() calls:</w:t>
+        <w:rPr>
+          <w:b/>
+          <w:bCs/>
+        </w:rPr>
+        <w:t xml:space="preserve">1. Remove any </w:t>
+      </w:r>
+      <w:proofErr w:type="spellStart"/>
+      <w:r>
+        <w:rPr>
+          <w:b/>
+          <w:bCs/>
+        </w:rPr>
+        <w:t>Debug.Log</w:t>
+      </w:r>
+      <w:proofErr w:type="spellEnd"/>
+      <w:r>
+        <w:rPr>
+          <w:b/>
+          <w:bCs/>
+        </w:rPr>
+        <w:t>() calls:</w:t>
       </w:r>
     </w:p>
     <w:p>
@@ -4167,7 +5095,15 @@
         <w:t>Debug</w:t>
       </w:r>
       <w:r>
-        <w:t> calls. Now that you know everything is working as expected, they’re not needed any more and will clutter the </w:t>
+        <w:t xml:space="preserve"> calls. Now that you know everything is working as expected, they’re not needed </w:t>
+      </w:r>
+      <w:proofErr w:type="spellStart"/>
+      <w:r>
+        <w:t>any more</w:t>
+      </w:r>
+      <w:proofErr w:type="spellEnd"/>
+      <w:r>
+        <w:t xml:space="preserve"> and will clutter the </w:t>
       </w:r>
       <w:r>
         <w:rPr>
@@ -4181,8 +5117,21 @@
       </w:r>
     </w:p>
     <w:p>
-      <w:r>
-        <w:t>Debug.Log("Mouse position: " + mousePos);</w:t>
+      <w:proofErr w:type="spellStart"/>
+      <w:r>
+        <w:t>Debug.Log</w:t>
+      </w:r>
+      <w:proofErr w:type="spellEnd"/>
+      <w:r>
+        <w:t xml:space="preserve">("Mouse position: " + </w:t>
+      </w:r>
+      <w:proofErr w:type="spellStart"/>
+      <w:r>
+        <w:t>mousePos</w:t>
+      </w:r>
+      <w:proofErr w:type="spellEnd"/>
+      <w:r>
+        <w:t>);</w:t>
       </w:r>
     </w:p>
     <w:p>
@@ -4233,12 +5182,64 @@
     </w:p>
     <w:p>
       <w:r>
-        <w:t>Vector3 mousePos = Camera.main.ScreenToWorldPoint(Mouse.current.position.value);</w:t>
-      </w:r>
-    </w:p>
-    <w:p>
-      <w:r>
-        <w:t>Vector2 direction = (mousePos - transform.position).normalized;</w:t>
+        <w:t xml:space="preserve">Vector3 </w:t>
+      </w:r>
+      <w:proofErr w:type="spellStart"/>
+      <w:r>
+        <w:t>mousePos</w:t>
+      </w:r>
+      <w:proofErr w:type="spellEnd"/>
+      <w:r>
+        <w:t xml:space="preserve"> = </w:t>
+      </w:r>
+      <w:proofErr w:type="spellStart"/>
+      <w:proofErr w:type="gramStart"/>
+      <w:r>
+        <w:t>Camera.main.ScreenToWorldPoint</w:t>
+      </w:r>
+      <w:proofErr w:type="spellEnd"/>
+      <w:proofErr w:type="gramEnd"/>
+      <w:r>
+        <w:t>(</w:t>
+      </w:r>
+      <w:proofErr w:type="spellStart"/>
+      <w:proofErr w:type="gramStart"/>
+      <w:r>
+        <w:t>Mouse.current.position</w:t>
+      </w:r>
+      <w:proofErr w:type="gramEnd"/>
+      <w:r>
+        <w:t>.value</w:t>
+      </w:r>
+      <w:proofErr w:type="spellEnd"/>
+      <w:r>
+        <w:t>);</w:t>
+      </w:r>
+    </w:p>
+    <w:p>
+      <w:r>
+        <w:t>Vector2 direction = (</w:t>
+      </w:r>
+      <w:proofErr w:type="spellStart"/>
+      <w:r>
+        <w:t>mousePos</w:t>
+      </w:r>
+      <w:proofErr w:type="spellEnd"/>
+      <w:r>
+        <w:t xml:space="preserve"> - </w:t>
+      </w:r>
+      <w:proofErr w:type="spellStart"/>
+      <w:proofErr w:type="gramStart"/>
+      <w:r>
+        <w:t>transform.position</w:t>
+      </w:r>
+      <w:proofErr w:type="spellEnd"/>
+      <w:r>
+        <w:t>).normalized</w:t>
+      </w:r>
+      <w:proofErr w:type="gramEnd"/>
+      <w:r>
+        <w:t>;</w:t>
       </w:r>
     </w:p>
     <w:p/>
@@ -4248,13 +5249,35 @@
       </w:r>
     </w:p>
     <w:p>
-      <w:r>
-        <w:t>transform.up = direction;</w:t>
-      </w:r>
-    </w:p>
-    <w:p>
-      <w:r>
-        <w:t>rb.AddForce(direction * thrustForce);</w:t>
+      <w:proofErr w:type="spellStart"/>
+      <w:proofErr w:type="gramStart"/>
+      <w:r>
+        <w:t>transform.up</w:t>
+      </w:r>
+      <w:proofErr w:type="spellEnd"/>
+      <w:proofErr w:type="gramEnd"/>
+      <w:r>
+        <w:t xml:space="preserve"> = direction;</w:t>
+      </w:r>
+    </w:p>
+    <w:p>
+      <w:proofErr w:type="spellStart"/>
+      <w:proofErr w:type="gramStart"/>
+      <w:r>
+        <w:t>rb.AddForce</w:t>
+      </w:r>
+      <w:proofErr w:type="spellEnd"/>
+      <w:proofErr w:type="gramEnd"/>
+      <w:r>
+        <w:t xml:space="preserve">(direction * </w:t>
+      </w:r>
+      <w:proofErr w:type="spellStart"/>
+      <w:r>
+        <w:t>thrustForce</w:t>
+      </w:r>
+      <w:proofErr w:type="spellEnd"/>
+      <w:r>
+        <w:t>);</w:t>
       </w:r>
     </w:p>
     <w:p>
@@ -4276,6 +5299,7 @@
       <w:r>
         <w:t>Press </w:t>
       </w:r>
+      <w:proofErr w:type="spellStart"/>
       <w:r>
         <w:rPr>
           <w:b/>
@@ -4293,9 +5317,11 @@
         </w:rPr>
         <w:t>S</w:t>
       </w:r>
+      <w:proofErr w:type="spellEnd"/>
       <w:r>
         <w:t> (macOS: </w:t>
       </w:r>
+      <w:proofErr w:type="spellStart"/>
       <w:r>
         <w:rPr>
           <w:b/>
@@ -4313,6 +5339,7 @@
         </w:rPr>
         <w:t>S</w:t>
       </w:r>
+      <w:proofErr w:type="spellEnd"/>
       <w:r>
         <w:t>) to save.</w:t>
       </w:r>
@@ -4339,11 +5366,6 @@
       </w:r>
     </w:p>
     <w:p>
-      <w:r>
-        <w:t>Mark step incomplete</w:t>
-      </w:r>
-    </w:p>
-    <w:p>
       <w:pPr>
         <w:rPr>
           <w:b/>
@@ -4360,15 +5382,6 @@
     </w:p>
     <w:p>
       <w:r>
-        <w:rPr>
-          <w:b/>
-          <w:bCs/>
-        </w:rPr>
-        <w:t>Q&amp;A (0)</w:t>
-      </w:r>
-    </w:p>
-    <w:p>
-      <w:r>
         <w:t>If you have any errors in your code or you just want to make sure your script matches exactly what has been taught up to this point, feel free to reference or copy the final code sample below.</w:t>
       </w:r>
     </w:p>
@@ -4379,6 +5392,7 @@
           <w:bCs/>
         </w:rPr>
       </w:pPr>
+      <w:proofErr w:type="spellStart"/>
       <w:r>
         <w:rPr>
           <w:b/>
@@ -4386,22 +5400,57 @@
         </w:rPr>
         <w:t>PlayerController.cs</w:t>
       </w:r>
-    </w:p>
-    <w:p>
-      <w:r>
-        <w:t>using UnityEngine;</w:t>
-      </w:r>
-    </w:p>
-    <w:p>
-      <w:r>
-        <w:t>using UnityEngine.InputSystem;</w:t>
+      <w:proofErr w:type="spellEnd"/>
+    </w:p>
+    <w:p>
+      <w:r>
+        <w:t xml:space="preserve">using </w:t>
+      </w:r>
+      <w:proofErr w:type="spellStart"/>
+      <w:r>
+        <w:t>UnityEngine</w:t>
+      </w:r>
+      <w:proofErr w:type="spellEnd"/>
+      <w:r>
+        <w:t>;</w:t>
+      </w:r>
+    </w:p>
+    <w:p>
+      <w:r>
+        <w:t xml:space="preserve">using </w:t>
+      </w:r>
+      <w:proofErr w:type="spellStart"/>
+      <w:r>
+        <w:t>UnityEngine.InputSystem</w:t>
+      </w:r>
+      <w:proofErr w:type="spellEnd"/>
+      <w:r>
+        <w:t>;</w:t>
       </w:r>
     </w:p>
     <w:p/>
     <w:p>
       <w:r>
-        <w:t>public class PlayerController : MonoBehaviour</w:t>
-      </w:r>
+        <w:t xml:space="preserve">public class </w:t>
+      </w:r>
+      <w:proofErr w:type="spellStart"/>
+      <w:proofErr w:type="gramStart"/>
+      <w:r>
+        <w:t>PlayerController</w:t>
+      </w:r>
+      <w:proofErr w:type="spellEnd"/>
+      <w:r>
+        <w:t xml:space="preserve"> :</w:t>
+      </w:r>
+      <w:proofErr w:type="gramEnd"/>
+      <w:r>
+        <w:t xml:space="preserve"> </w:t>
+      </w:r>
+      <w:proofErr w:type="spellStart"/>
+      <w:r>
+        <w:t>MonoBehaviour</w:t>
+      </w:r>
+      <w:proofErr w:type="spellEnd"/>
     </w:p>
     <w:p>
       <w:r>
@@ -4410,18 +5459,43 @@
     </w:p>
     <w:p>
       <w:r>
-        <w:t xml:space="preserve">    public float thrustForce = 1f;</w:t>
-      </w:r>
-    </w:p>
-    <w:p>
-      <w:r>
-        <w:t xml:space="preserve">    Rigidbody2D rb;</w:t>
+        <w:t xml:space="preserve">    public float </w:t>
+      </w:r>
+      <w:proofErr w:type="spellStart"/>
+      <w:r>
+        <w:t>thrustForce</w:t>
+      </w:r>
+      <w:proofErr w:type="spellEnd"/>
+      <w:r>
+        <w:t xml:space="preserve"> = 1f;</w:t>
+      </w:r>
+    </w:p>
+    <w:p>
+      <w:r>
+        <w:lastRenderedPageBreak/>
+        <w:t xml:space="preserve">    Rigidbody2D </w:t>
+      </w:r>
+      <w:proofErr w:type="spellStart"/>
+      <w:r>
+        <w:t>rb</w:t>
+      </w:r>
+      <w:proofErr w:type="spellEnd"/>
+      <w:r>
+        <w:t>;</w:t>
       </w:r>
     </w:p>
     <w:p/>
     <w:p>
       <w:r>
-        <w:t xml:space="preserve">    void Start()</w:t>
+        <w:t xml:space="preserve">    void </w:t>
+      </w:r>
+      <w:proofErr w:type="gramStart"/>
+      <w:r>
+        <w:t>Start(</w:t>
+      </w:r>
+      <w:proofErr w:type="gramEnd"/>
+      <w:r>
+        <w:t>)</w:t>
       </w:r>
     </w:p>
     <w:p>
@@ -4431,7 +5505,31 @@
     </w:p>
     <w:p>
       <w:r>
-        <w:t xml:space="preserve">        rb = GetComponent&lt;Rigidbody2D&gt;();</w:t>
+        <w:t xml:space="preserve">        </w:t>
+      </w:r>
+      <w:proofErr w:type="spellStart"/>
+      <w:r>
+        <w:t>rb</w:t>
+      </w:r>
+      <w:proofErr w:type="spellEnd"/>
+      <w:r>
+        <w:t xml:space="preserve"> = </w:t>
+      </w:r>
+      <w:proofErr w:type="spellStart"/>
+      <w:r>
+        <w:t>GetComponent</w:t>
+      </w:r>
+      <w:proofErr w:type="spellEnd"/>
+      <w:r>
+        <w:t>&lt;Rigidbody2D</w:t>
+      </w:r>
+      <w:proofErr w:type="gramStart"/>
+      <w:r>
+        <w:t>&gt;(</w:t>
+      </w:r>
+      <w:proofErr w:type="gramEnd"/>
+      <w:r>
+        <w:t>);</w:t>
       </w:r>
     </w:p>
     <w:p>
@@ -4442,7 +5540,15 @@
     <w:p/>
     <w:p>
       <w:r>
-        <w:t xml:space="preserve">    void Update()</w:t>
+        <w:t xml:space="preserve">    void </w:t>
+      </w:r>
+      <w:proofErr w:type="gramStart"/>
+      <w:r>
+        <w:t>Update(</w:t>
+      </w:r>
+      <w:proofErr w:type="gramEnd"/>
+      <w:r>
+        <w:t>)</w:t>
       </w:r>
     </w:p>
     <w:p>
@@ -4452,7 +5558,17 @@
     </w:p>
     <w:p>
       <w:r>
-        <w:t xml:space="preserve">        if (Mouse.current.leftButton.isPressed)</w:t>
+        <w:t xml:space="preserve">        if (</w:t>
+      </w:r>
+      <w:proofErr w:type="spellStart"/>
+      <w:proofErr w:type="gramStart"/>
+      <w:r>
+        <w:t>Mouse.current.leftButton.isPressed</w:t>
+      </w:r>
+      <w:proofErr w:type="spellEnd"/>
+      <w:proofErr w:type="gramEnd"/>
+      <w:r>
+        <w:t>)</w:t>
       </w:r>
     </w:p>
     <w:p>
@@ -4467,12 +5583,64 @@
     </w:p>
     <w:p>
       <w:r>
-        <w:t xml:space="preserve">            Vector3 mousePos = Camera.main.ScreenToWorldPoint(Mouse.current.position.value);</w:t>
-      </w:r>
-    </w:p>
-    <w:p>
-      <w:r>
-        <w:t xml:space="preserve">            Vector2 direction = (mousePos - transform.position).normalized;</w:t>
+        <w:t xml:space="preserve">            Vector3 </w:t>
+      </w:r>
+      <w:proofErr w:type="spellStart"/>
+      <w:r>
+        <w:t>mousePos</w:t>
+      </w:r>
+      <w:proofErr w:type="spellEnd"/>
+      <w:r>
+        <w:t xml:space="preserve"> = </w:t>
+      </w:r>
+      <w:proofErr w:type="spellStart"/>
+      <w:proofErr w:type="gramStart"/>
+      <w:r>
+        <w:t>Camera.main.ScreenToWorldPoint</w:t>
+      </w:r>
+      <w:proofErr w:type="spellEnd"/>
+      <w:proofErr w:type="gramEnd"/>
+      <w:r>
+        <w:t>(</w:t>
+      </w:r>
+      <w:proofErr w:type="spellStart"/>
+      <w:proofErr w:type="gramStart"/>
+      <w:r>
+        <w:t>Mouse.current.position</w:t>
+      </w:r>
+      <w:proofErr w:type="gramEnd"/>
+      <w:r>
+        <w:t>.value</w:t>
+      </w:r>
+      <w:proofErr w:type="spellEnd"/>
+      <w:r>
+        <w:t>);</w:t>
+      </w:r>
+    </w:p>
+    <w:p>
+      <w:r>
+        <w:t xml:space="preserve">            Vector2 direction = (</w:t>
+      </w:r>
+      <w:proofErr w:type="spellStart"/>
+      <w:r>
+        <w:t>mousePos</w:t>
+      </w:r>
+      <w:proofErr w:type="spellEnd"/>
+      <w:r>
+        <w:t xml:space="preserve"> - </w:t>
+      </w:r>
+      <w:proofErr w:type="spellStart"/>
+      <w:proofErr w:type="gramStart"/>
+      <w:r>
+        <w:t>transform.position</w:t>
+      </w:r>
+      <w:proofErr w:type="spellEnd"/>
+      <w:r>
+        <w:t>).normalized</w:t>
+      </w:r>
+      <w:proofErr w:type="gramEnd"/>
+      <w:r>
+        <w:t>;</w:t>
       </w:r>
     </w:p>
     <w:p/>
@@ -4483,12 +5651,40 @@
     </w:p>
     <w:p>
       <w:r>
-        <w:t xml:space="preserve">            transform.up = direction;</w:t>
-      </w:r>
-    </w:p>
-    <w:p>
-      <w:r>
-        <w:t xml:space="preserve">            rb.AddForce(direction * thrustForce);</w:t>
+        <w:t xml:space="preserve">            </w:t>
+      </w:r>
+      <w:proofErr w:type="spellStart"/>
+      <w:proofErr w:type="gramStart"/>
+      <w:r>
+        <w:t>transform.up</w:t>
+      </w:r>
+      <w:proofErr w:type="spellEnd"/>
+      <w:proofErr w:type="gramEnd"/>
+      <w:r>
+        <w:t xml:space="preserve"> = direction;</w:t>
+      </w:r>
+    </w:p>
+    <w:p>
+      <w:r>
+        <w:t xml:space="preserve">            </w:t>
+      </w:r>
+      <w:proofErr w:type="spellStart"/>
+      <w:proofErr w:type="gramStart"/>
+      <w:r>
+        <w:t>rb.AddForce</w:t>
+      </w:r>
+      <w:proofErr w:type="spellEnd"/>
+      <w:proofErr w:type="gramEnd"/>
+      <w:r>
+        <w:t xml:space="preserve">(direction * </w:t>
+      </w:r>
+      <w:proofErr w:type="spellStart"/>
+      <w:r>
+        <w:t>thrustForce</w:t>
+      </w:r>
+      <w:proofErr w:type="spellEnd"/>
+      <w:r>
+        <w:t>);</w:t>
       </w:r>
     </w:p>
     <w:p>
@@ -4504,7 +5700,15 @@
     <w:p/>
     <w:p>
       <w:r>
-        <w:t xml:space="preserve">    void OnCollisionEnter2D(Collision2D collision)</w:t>
+        <w:t xml:space="preserve">    void OnCollisionEnter2</w:t>
+      </w:r>
+      <w:proofErr w:type="gramStart"/>
+      <w:r>
+        <w:t>D(</w:t>
+      </w:r>
+      <w:proofErr w:type="gramEnd"/>
+      <w:r>
+        <w:t>Collision2D collision)</w:t>
       </w:r>
     </w:p>
     <w:p>
@@ -4514,7 +5718,15 @@
     </w:p>
     <w:p>
       <w:r>
-        <w:t xml:space="preserve">        Destroy(gameObject);</w:t>
+        <w:t xml:space="preserve">        Destroy(</w:t>
+      </w:r>
+      <w:proofErr w:type="spellStart"/>
+      <w:r>
+        <w:t>gameObject</w:t>
+      </w:r>
+      <w:proofErr w:type="spellEnd"/>
+      <w:r>
+        <w:t>);</w:t>
       </w:r>
     </w:p>
     <w:p>
@@ -4529,11 +5741,6 @@
     </w:p>
     <w:p>
       <w:r>
-        <w:t>Mark step incomplete</w:t>
-      </w:r>
-    </w:p>
-    <w:p>
-      <w:r>
         <w:rPr>
           <w:b/>
           <w:bCs/>
@@ -4558,20 +5765,12 @@
     </w:p>
     <w:p>
       <w:r>
-        <w:rPr>
-          <w:b/>
-          <w:bCs/>
-        </w:rPr>
-        <w:t>Q&amp;A (0)</w:t>
-      </w:r>
-    </w:p>
-    <w:p>
-      <w:r>
         <w:t>Try these optional activities to challenge yourself, build your skills, and improve your project.</w:t>
       </w:r>
     </w:p>
     <w:p>
       <w:r>
+        <w:lastRenderedPageBreak/>
         <w:t>Each challenge is tagged as </w:t>
       </w:r>
       <w:r>
@@ -4602,22 +5801,44 @@
         <w:t>Expert</w:t>
       </w:r>
       <w:r>
-        <w:t> difficulty so that you know what to expect. You can complete one, all, or none of them — it’s totally up to you. If you’re not interested in doing these challenges, mark this step as complete and proceed to the next tutorial.</w:t>
-      </w:r>
-    </w:p>
-    <w:p>
-      <w:pPr>
-        <w:rPr>
-          <w:b/>
-          <w:bCs/>
-        </w:rPr>
-      </w:pPr>
-      <w:r>
-        <w:rPr>
-          <w:b/>
-          <w:bCs/>
-        </w:rPr>
-        <w:t>Medium: Clamp the Player GameObject’s max speed</w:t>
+        <w:t xml:space="preserve"> difficulty so that you know what to expect. You can complete one, all, or none of them — it’s totally up to you. If you’re not interested in doing these challenges, mark this step as complete and proceed to the next </w:t>
+      </w:r>
+      <w:r>
+        <w:t>lab</w:t>
+      </w:r>
+      <w:r>
+        <w:t>.</w:t>
+      </w:r>
+    </w:p>
+    <w:p>
+      <w:pPr>
+        <w:rPr>
+          <w:b/>
+          <w:bCs/>
+        </w:rPr>
+      </w:pPr>
+      <w:r>
+        <w:rPr>
+          <w:b/>
+          <w:bCs/>
+        </w:rPr>
+        <w:t xml:space="preserve">Medium: Clamp the Player </w:t>
+      </w:r>
+      <w:proofErr w:type="spellStart"/>
+      <w:r>
+        <w:rPr>
+          <w:b/>
+          <w:bCs/>
+        </w:rPr>
+        <w:t>GameObject’s</w:t>
+      </w:r>
+      <w:proofErr w:type="spellEnd"/>
+      <w:r>
+        <w:rPr>
+          <w:b/>
+          <w:bCs/>
+        </w:rPr>
+        <w:t xml:space="preserve"> max speed</w:t>
       </w:r>
     </w:p>
     <w:p>
@@ -4640,6 +5861,7 @@
       <w:r>
         <w:t>In your </w:t>
       </w:r>
+      <w:proofErr w:type="spellStart"/>
       <w:r>
         <w:rPr>
           <w:b/>
@@ -4647,13 +5869,22 @@
         </w:rPr>
         <w:t>PlayerController.cs</w:t>
       </w:r>
+      <w:proofErr w:type="spellEnd"/>
       <w:r>
         <w:t>, add the following new variable:</w:t>
       </w:r>
     </w:p>
     <w:p>
       <w:r>
-        <w:t>public float maxSpeed = 5f;</w:t>
+        <w:t xml:space="preserve">public float </w:t>
+      </w:r>
+      <w:proofErr w:type="spellStart"/>
+      <w:r>
+        <w:t>maxSpeed</w:t>
+      </w:r>
+      <w:proofErr w:type="spellEnd"/>
+      <w:r>
+        <w:t xml:space="preserve"> = 5f;</w:t>
       </w:r>
     </w:p>
     <w:p>
@@ -4666,22 +5897,49 @@
       <w:r>
         <w:t>Then, after </w:t>
       </w:r>
-      <w:r>
-        <w:rPr>
-          <w:b/>
-          <w:bCs/>
-        </w:rPr>
-        <w:t>AddForce()</w:t>
+      <w:proofErr w:type="spellStart"/>
+      <w:proofErr w:type="gramStart"/>
+      <w:r>
+        <w:rPr>
+          <w:b/>
+          <w:bCs/>
+        </w:rPr>
+        <w:t>AddForce</w:t>
+      </w:r>
+      <w:proofErr w:type="spellEnd"/>
+      <w:r>
+        <w:rPr>
+          <w:b/>
+          <w:bCs/>
+        </w:rPr>
+        <w:t>(</w:t>
+      </w:r>
+      <w:proofErr w:type="gramEnd"/>
+      <w:r>
+        <w:rPr>
+          <w:b/>
+          <w:bCs/>
+        </w:rPr>
+        <w:t>)</w:t>
       </w:r>
       <w:r>
         <w:t> in </w:t>
       </w:r>
-      <w:r>
-        <w:rPr>
-          <w:b/>
-          <w:bCs/>
-        </w:rPr>
-        <w:t>Update()</w:t>
+      <w:proofErr w:type="gramStart"/>
+      <w:r>
+        <w:rPr>
+          <w:b/>
+          <w:bCs/>
+        </w:rPr>
+        <w:t>Update(</w:t>
+      </w:r>
+      <w:proofErr w:type="gramEnd"/>
+      <w:r>
+        <w:rPr>
+          <w:b/>
+          <w:bCs/>
+        </w:rPr>
+        <w:t>)</w:t>
       </w:r>
       <w:r>
         <w:t>, add the following:</w:t>
@@ -4689,7 +5947,25 @@
     </w:p>
     <w:p>
       <w:r>
-        <w:t>if (rb.linearVelocity.magnitude &gt; maxSpeed)</w:t>
+        <w:t>if (</w:t>
+      </w:r>
+      <w:proofErr w:type="spellStart"/>
+      <w:proofErr w:type="gramStart"/>
+      <w:r>
+        <w:t>rb.linearVelocity.magnitude</w:t>
+      </w:r>
+      <w:proofErr w:type="spellEnd"/>
+      <w:proofErr w:type="gramEnd"/>
+      <w:r>
+        <w:t xml:space="preserve"> &gt; </w:t>
+      </w:r>
+      <w:proofErr w:type="spellStart"/>
+      <w:r>
+        <w:t>maxSpeed</w:t>
+      </w:r>
+      <w:proofErr w:type="spellEnd"/>
+      <w:r>
+        <w:t>)</w:t>
       </w:r>
     </w:p>
     <w:p>
@@ -4698,8 +5974,33 @@
       </w:r>
     </w:p>
     <w:p>
-      <w:r>
-        <w:t>rb.linearVelocity = rb.linearVelocity.normalized * maxSpeed;</w:t>
+      <w:proofErr w:type="spellStart"/>
+      <w:proofErr w:type="gramStart"/>
+      <w:r>
+        <w:t>rb.linearVelocity</w:t>
+      </w:r>
+      <w:proofErr w:type="spellEnd"/>
+      <w:proofErr w:type="gramEnd"/>
+      <w:r>
+        <w:t xml:space="preserve"> = </w:t>
+      </w:r>
+      <w:proofErr w:type="spellStart"/>
+      <w:proofErr w:type="gramStart"/>
+      <w:r>
+        <w:t>rb.linearVelocity.normalized</w:t>
+      </w:r>
+      <w:proofErr w:type="spellEnd"/>
+      <w:proofErr w:type="gramEnd"/>
+      <w:r>
+        <w:t xml:space="preserve"> * </w:t>
+      </w:r>
+      <w:proofErr w:type="spellStart"/>
+      <w:r>
+        <w:t>maxSpeed</w:t>
+      </w:r>
+      <w:proofErr w:type="spellEnd"/>
+      <w:r>
+        <w:t>;</w:t>
       </w:r>
     </w:p>
     <w:p>
@@ -4734,16 +6035,27 @@
     </w:p>
     <w:p>
       <w:r>
-        <w:t>Play Video</w:t>
-      </w:r>
-    </w:p>
-    <w:p>
-      <w:r>
-        <w:rPr>
-          <w:b/>
-          <w:bCs/>
-        </w:rPr>
-        <w:t>1. Create a booster Flame GameObject:</w:t>
+        <w:rPr>
+          <w:b/>
+          <w:bCs/>
+        </w:rPr>
+        <w:t xml:space="preserve">1. Create a booster Flame </w:t>
+      </w:r>
+      <w:proofErr w:type="spellStart"/>
+      <w:r>
+        <w:rPr>
+          <w:b/>
+          <w:bCs/>
+        </w:rPr>
+        <w:t>GameObject</w:t>
+      </w:r>
+      <w:proofErr w:type="spellEnd"/>
+      <w:r>
+        <w:rPr>
+          <w:b/>
+          <w:bCs/>
+        </w:rPr>
+        <w:t>:</w:t>
       </w:r>
     </w:p>
     <w:p>
@@ -4773,8 +6085,29 @@
         </w:rPr>
         <w:t>Player </w:t>
       </w:r>
-      <w:r>
-        <w:t>GameObject and create a new triangle sprite as a child GameObject, then rename it “BoosterFlame”.</w:t>
+      <w:proofErr w:type="spellStart"/>
+      <w:r>
+        <w:t>GameObject</w:t>
+      </w:r>
+      <w:proofErr w:type="spellEnd"/>
+      <w:r>
+        <w:t xml:space="preserve"> and create a new triangle sprite as a child </w:t>
+      </w:r>
+      <w:proofErr w:type="spellStart"/>
+      <w:r>
+        <w:t>GameObject</w:t>
+      </w:r>
+      <w:proofErr w:type="spellEnd"/>
+      <w:r>
+        <w:t>, then rename it “</w:t>
+      </w:r>
+      <w:proofErr w:type="spellStart"/>
+      <w:r>
+        <w:t>BoosterFlame</w:t>
+      </w:r>
+      <w:proofErr w:type="spellEnd"/>
+      <w:r>
+        <w:t>”.</w:t>
       </w:r>
     </w:p>
     <w:p>
@@ -4798,6 +6131,7 @@
       <w:r>
         <w:t>Set the </w:t>
       </w:r>
+      <w:proofErr w:type="spellStart"/>
       <w:r>
         <w:rPr>
           <w:b/>
@@ -4805,8 +6139,17 @@
         </w:rPr>
         <w:t>BoosterFlame</w:t>
       </w:r>
-      <w:r>
-        <w:t> GameObject as </w:t>
+      <w:proofErr w:type="spellEnd"/>
+      <w:r>
+        <w:t> </w:t>
+      </w:r>
+      <w:proofErr w:type="spellStart"/>
+      <w:r>
+        <w:t>GameObject</w:t>
+      </w:r>
+      <w:proofErr w:type="spellEnd"/>
+      <w:r>
+        <w:t xml:space="preserve"> as </w:t>
       </w:r>
       <w:r>
         <w:rPr>
@@ -4848,6 +6191,7 @@
       <w:r>
         <w:t>In the </w:t>
       </w:r>
+      <w:proofErr w:type="spellStart"/>
       <w:r>
         <w:rPr>
           <w:b/>
@@ -4855,9 +6199,11 @@
         </w:rPr>
         <w:t>PlayerController</w:t>
       </w:r>
+      <w:proofErr w:type="spellEnd"/>
       <w:r>
         <w:t> script, add a public reference to the </w:t>
       </w:r>
+      <w:proofErr w:type="spellStart"/>
       <w:r>
         <w:rPr>
           <w:b/>
@@ -4865,13 +6211,38 @@
         </w:rPr>
         <w:t>BoosterFlame</w:t>
       </w:r>
-      <w:r>
-        <w:t> GameObject:</w:t>
-      </w:r>
-    </w:p>
-    <w:p>
-      <w:r>
-        <w:t>public GameObject boosterFlame;</w:t>
+      <w:proofErr w:type="spellEnd"/>
+      <w:r>
+        <w:t> </w:t>
+      </w:r>
+      <w:proofErr w:type="spellStart"/>
+      <w:r>
+        <w:t>GameObject</w:t>
+      </w:r>
+      <w:proofErr w:type="spellEnd"/>
+      <w:r>
+        <w:t>:</w:t>
+      </w:r>
+    </w:p>
+    <w:p>
+      <w:r>
+        <w:t xml:space="preserve">public </w:t>
+      </w:r>
+      <w:proofErr w:type="spellStart"/>
+      <w:r>
+        <w:t>GameObject</w:t>
+      </w:r>
+      <w:proofErr w:type="spellEnd"/>
+      <w:r>
+        <w:t xml:space="preserve"> </w:t>
+      </w:r>
+      <w:proofErr w:type="spellStart"/>
+      <w:r>
+        <w:t>boosterFlame</w:t>
+      </w:r>
+      <w:proofErr w:type="spellEnd"/>
+      <w:r>
+        <w:t>;</w:t>
       </w:r>
     </w:p>
     <w:p>
@@ -4894,6 +6265,7 @@
       <w:r>
         <w:t>window, assign the </w:t>
       </w:r>
+      <w:proofErr w:type="spellStart"/>
       <w:r>
         <w:rPr>
           <w:b/>
@@ -4901,8 +6273,17 @@
         </w:rPr>
         <w:t>BoosterFlame</w:t>
       </w:r>
-      <w:r>
-        <w:t> child GameObject to the new variable.</w:t>
+      <w:proofErr w:type="spellEnd"/>
+      <w:r>
+        <w:t xml:space="preserve"> child </w:t>
+      </w:r>
+      <w:proofErr w:type="spellStart"/>
+      <w:r>
+        <w:t>GameObject</w:t>
+      </w:r>
+      <w:proofErr w:type="spellEnd"/>
+      <w:r>
+        <w:t xml:space="preserve"> to the new variable.</w:t>
       </w:r>
     </w:p>
     <w:p>
@@ -4915,12 +6296,21 @@
       <w:r>
         <w:t>In </w:t>
       </w:r>
-      <w:r>
-        <w:rPr>
-          <w:b/>
-          <w:bCs/>
-        </w:rPr>
-        <w:t>Update()</w:t>
+      <w:proofErr w:type="gramStart"/>
+      <w:r>
+        <w:rPr>
+          <w:b/>
+          <w:bCs/>
+        </w:rPr>
+        <w:t>Update(</w:t>
+      </w:r>
+      <w:proofErr w:type="gramEnd"/>
+      <w:r>
+        <w:rPr>
+          <w:b/>
+          <w:bCs/>
+        </w:rPr>
+        <w:t>)</w:t>
       </w:r>
       <w:r>
         <w:t>, but outside of the other check for </w:t>
@@ -4940,7 +6330,25 @@
           <w:b/>
           <w:bCs/>
         </w:rPr>
-        <w:t>(Mouse.current.leftButton.isPressed)</w:t>
+        <w:t>(</w:t>
+      </w:r>
+      <w:proofErr w:type="spellStart"/>
+      <w:proofErr w:type="gramStart"/>
+      <w:r>
+        <w:rPr>
+          <w:b/>
+          <w:bCs/>
+        </w:rPr>
+        <w:t>Mouse.current.leftButton.isPressed</w:t>
+      </w:r>
+      <w:proofErr w:type="spellEnd"/>
+      <w:proofErr w:type="gramEnd"/>
+      <w:r>
+        <w:rPr>
+          <w:b/>
+          <w:bCs/>
+        </w:rPr>
+        <w:t>)</w:t>
       </w:r>
       <w:r>
         <w:t>, add the following </w:t>
@@ -4958,17 +6366,33 @@
     </w:p>
     <w:p>
       <w:r>
-        <w:t>if (Mouse.current.leftButton.wasPressedThisFrame)</w:t>
-      </w:r>
-    </w:p>
-    <w:p>
-      <w:r>
+        <w:t>if (</w:t>
+      </w:r>
+      <w:proofErr w:type="spellStart"/>
+      <w:proofErr w:type="gramStart"/>
+      <w:r>
+        <w:t>Mouse.current.leftButton.wasPressedThisFrame</w:t>
+      </w:r>
+      <w:proofErr w:type="spellEnd"/>
+      <w:proofErr w:type="gramEnd"/>
+      <w:r>
+        <w:t>)</w:t>
+      </w:r>
+    </w:p>
+    <w:p>
+      <w:r>
+        <w:lastRenderedPageBreak/>
         <w:t>{</w:t>
       </w:r>
     </w:p>
     <w:p>
-      <w:r>
-        <w:t>boosterFlame.SetActive(true);</w:t>
+      <w:proofErr w:type="spellStart"/>
+      <w:r>
+        <w:t>boosterFlame.SetActive</w:t>
+      </w:r>
+      <w:proofErr w:type="spellEnd"/>
+      <w:r>
+        <w:t>(true);</w:t>
       </w:r>
     </w:p>
     <w:p>
@@ -4978,7 +6402,17 @@
     </w:p>
     <w:p>
       <w:r>
-        <w:t>else if (Mouse.current.leftButton.wasReleasedThisFrame)</w:t>
+        <w:t>else if (</w:t>
+      </w:r>
+      <w:proofErr w:type="spellStart"/>
+      <w:proofErr w:type="gramStart"/>
+      <w:r>
+        <w:t>Mouse.current.leftButton.wasReleasedThisFrame</w:t>
+      </w:r>
+      <w:proofErr w:type="spellEnd"/>
+      <w:proofErr w:type="gramEnd"/>
+      <w:r>
+        <w:t>)</w:t>
       </w:r>
     </w:p>
     <w:p>
@@ -4987,8 +6421,13 @@
       </w:r>
     </w:p>
     <w:p>
-      <w:r>
-        <w:t>boosterFlame.SetActive(false);</w:t>
+      <w:proofErr w:type="spellStart"/>
+      <w:r>
+        <w:t>boosterFlame.SetActive</w:t>
+      </w:r>
+      <w:proofErr w:type="spellEnd"/>
+      <w:r>
+        <w:t>(false);</w:t>
       </w:r>
     </w:p>
     <w:p>
@@ -5008,7 +6447,7 @@
 </file>
 
 <file path=word/numbering.xml><?xml version="1.0" encoding="utf-8"?>
-<w:numbering xmlns:wpc="http://schemas.microsoft.com/office/word/2010/wordprocessingCanvas" xmlns:cx="http://schemas.microsoft.com/office/drawing/2014/chartex" xmlns:cx1="http://schemas.microsoft.com/office/drawing/2015/9/8/chartex" xmlns:cx2="http://schemas.microsoft.com/office/drawing/2015/10/21/chartex" xmlns:cx3="http://schemas.microsoft.com/office/drawing/2016/5/9/chartex" xmlns:cx4="http://schemas.microsoft.com/office/drawing/2016/5/10/chartex" xmlns:cx5="http://schemas.microsoft.com/office/drawing/2016/5/11/chartex" xmlns:cx6="http://schemas.microsoft.com/office/drawing/2016/5/12/chartex" xmlns:cx7="http://schemas.microsoft.com/office/drawing/2016/5/13/chartex" xmlns:cx8="http://schemas.microsoft.com/office/drawing/2016/5/14/chartex" xmlns:mc="http://schemas.openxmlformats.org/markup-compatibility/2006" xmlns:aink="http://schemas.microsoft.com/office/drawing/2016/ink" xmlns:am3d="http://schemas.microsoft.com/office/drawing/2017/model3d" xmlns:o="urn:schemas-microsoft-com:office:office" xmlns:oel="http://schemas.microsoft.com/office/2019/extlst" xmlns:r="http://schemas.openxmlformats.org/officeDocument/2006/relationships" xmlns:m="http://schemas.openxmlformats.org/officeDocument/2006/math" xmlns:v="urn:schemas-microsoft-com:vml" xmlns:wp14="http://schemas.microsoft.com/office/word/2010/wordprocessingDrawing" xmlns:wp="http://schemas.openxmlformats.org/drawingml/2006/wordprocessingDrawing" xmlns:w10="urn:schemas-microsoft-com:office:word" xmlns:w="http://schemas.openxmlformats.org/wordprocessingml/2006/main" xmlns:w14="http://schemas.microsoft.com/office/word/2010/wordml" xmlns:w15="http://schemas.microsoft.com/office/word/2012/wordml" xmlns:w16cei="http://schemas.microsoft.com/office/word/2026/wordml/cei" xmlns:w16cex="http://schemas.microsoft.com/office/word/2018/wordml/cex" xmlns:w16cid="http://schemas.microsoft.com/office/word/2016/wordml/cid" xmlns:w16="http://schemas.microsoft.com/office/word/2018/wordml" xmlns:w16du="http://schemas.microsoft.com/office/word/2023/wordml/word16du" xmlns:w16sdtdh="http://schemas.microsoft.com/office/word/2020/wordml/sdtdatahash" xmlns:w16sdtfl="http://schemas.microsoft.com/office/word/2024/wordml/sdtformatlock" xmlns:w16se="http://schemas.microsoft.com/office/word/2015/wordml/symex" xmlns:wpg="http://schemas.microsoft.com/office/word/2010/wordprocessingGroup" xmlns:wpi="http://schemas.microsoft.com/office/word/2010/wordprocessingInk" xmlns:wne="http://schemas.microsoft.com/office/word/2006/wordml" xmlns:wps="http://schemas.microsoft.com/office/word/2010/wordprocessingShape" mc:Ignorable="w14 w15 w16se w16cid w16 w16cex w16sdtdh w16sdtfl w16du wp14">
+<w:numbering xmlns:wpc="http://schemas.microsoft.com/office/word/2010/wordprocessingCanvas" xmlns:cx="http://schemas.microsoft.com/office/drawing/2014/chartex" xmlns:cx1="http://schemas.microsoft.com/office/drawing/2015/9/8/chartex" xmlns:cx2="http://schemas.microsoft.com/office/drawing/2015/10/21/chartex" xmlns:cx3="http://schemas.microsoft.com/office/drawing/2016/5/9/chartex" xmlns:cx4="http://schemas.microsoft.com/office/drawing/2016/5/10/chartex" xmlns:cx5="http://schemas.microsoft.com/office/drawing/2016/5/11/chartex" xmlns:cx6="http://schemas.microsoft.com/office/drawing/2016/5/12/chartex" xmlns:cx7="http://schemas.microsoft.com/office/drawing/2016/5/13/chartex" xmlns:cx8="http://schemas.microsoft.com/office/drawing/2016/5/14/chartex" xmlns:mc="http://schemas.openxmlformats.org/markup-compatibility/2006" xmlns:m="http://schemas.openxmlformats.org/officeDocument/2006/math" xmlns:aink="http://schemas.microsoft.com/office/drawing/2016/ink" xmlns:am3d="http://schemas.microsoft.com/office/drawing/2017/model3d" xmlns:oel="http://schemas.microsoft.com/office/2019/extlst" xmlns:r="http://schemas.openxmlformats.org/officeDocument/2006/relationships" xmlns:wp14="http://schemas.microsoft.com/office/word/2010/wordprocessingDrawing" xmlns:wp="http://schemas.openxmlformats.org/drawingml/2006/wordprocessingDrawing" xmlns:wpg="http://schemas.microsoft.com/office/word/2010/wordprocessingGroup" xmlns:wpi="http://schemas.microsoft.com/office/word/2010/wordprocessingInk" xmlns:wps="http://schemas.microsoft.com/office/word/2010/wordprocessingShape" xmlns:o="urn:schemas-microsoft-com:office:office" xmlns:v="urn:schemas-microsoft-com:vml" xmlns:w10="urn:schemas-microsoft-com:office:word" xmlns:w="http://schemas.openxmlformats.org/wordprocessingml/2006/main" xmlns:w14="http://schemas.microsoft.com/office/word/2010/wordml" xmlns:w15="http://schemas.microsoft.com/office/word/2012/wordml" xmlns:w16cex="http://schemas.microsoft.com/office/word/2018/wordml/cex" xmlns:w16cid="http://schemas.microsoft.com/office/word/2016/wordml/cid" xmlns:w16="http://schemas.microsoft.com/office/word/2018/wordml" xmlns:w16sdtdh="http://schemas.microsoft.com/office/word/2020/wordml/sdtdatahash" xmlns:w16sdtfl="http://schemas.microsoft.com/office/word/2024/wordml/sdtformatlock" xmlns:w16se="http://schemas.microsoft.com/office/word/2015/wordml/symex" xmlns:w16du="http://schemas.microsoft.com/office/word/2023/wordml/word16du" xmlns:wne="http://schemas.microsoft.com/office/word/2006/wordml" mc:Ignorable="w14 w15 w16se w16cid w16 w16cex w16sdtdh w16sdtfl w16du wp14">
   <w:abstractNum w:abstractNumId="0" w15:restartNumberingAfterBreak="0">
     <w:nsid w:val="005164CC"/>
     <w:multiLevelType w:val="multilevel"/>
@@ -12461,7 +13900,7 @@
 </file>
 
 <file path=word/styles.xml><?xml version="1.0" encoding="utf-8"?>
-<w:styles xmlns:mc="http://schemas.openxmlformats.org/markup-compatibility/2006" xmlns:r="http://schemas.openxmlformats.org/officeDocument/2006/relationships" xmlns:w="http://schemas.openxmlformats.org/wordprocessingml/2006/main" xmlns:w14="http://schemas.microsoft.com/office/word/2010/wordml" xmlns:w15="http://schemas.microsoft.com/office/word/2012/wordml" xmlns:w16cex="http://schemas.microsoft.com/office/word/2018/wordml/cex" xmlns:w16cid="http://schemas.microsoft.com/office/word/2016/wordml/cid" xmlns:w16="http://schemas.microsoft.com/office/word/2018/wordml" xmlns:w16du="http://schemas.microsoft.com/office/word/2023/wordml/word16du" xmlns:w16sdtdh="http://schemas.microsoft.com/office/word/2020/wordml/sdtdatahash" xmlns:w16sdtfl="http://schemas.microsoft.com/office/word/2024/wordml/sdtformatlock" xmlns:w16se="http://schemas.microsoft.com/office/word/2015/wordml/symex" mc:Ignorable="w14 w15 w16se w16cid w16 w16cex w16sdtdh w16sdtfl w16du">
+<w:styles xmlns:mc="http://schemas.openxmlformats.org/markup-compatibility/2006" xmlns:r="http://schemas.openxmlformats.org/officeDocument/2006/relationships" xmlns:w="http://schemas.openxmlformats.org/wordprocessingml/2006/main" xmlns:w14="http://schemas.microsoft.com/office/word/2010/wordml" xmlns:w15="http://schemas.microsoft.com/office/word/2012/wordml" xmlns:w16cex="http://schemas.microsoft.com/office/word/2018/wordml/cex" xmlns:w16cid="http://schemas.microsoft.com/office/word/2016/wordml/cid" xmlns:w16="http://schemas.microsoft.com/office/word/2018/wordml" xmlns:w16sdtdh="http://schemas.microsoft.com/office/word/2020/wordml/sdtdatahash" xmlns:w16sdtfl="http://schemas.microsoft.com/office/word/2024/wordml/sdtformatlock" xmlns:w16se="http://schemas.microsoft.com/office/word/2015/wordml/symex" xmlns:w16du="http://schemas.microsoft.com/office/word/2023/wordml/word16du" mc:Ignorable="w14 w15 w16se w16cid w16 w16cex w16sdtdh w16sdtfl w16du">
   <w:docDefaults>
     <w:rPrDefault>
       <w:rPr>
@@ -13063,6 +14502,7 @@
   <w:style w:type="character" w:default="1" w:styleId="DefaultParagraphFont">
     <w:name w:val="Default Paragraph Font"/>
     <w:uiPriority w:val="1"/>
+    <w:semiHidden/>
     <w:unhideWhenUsed/>
   </w:style>
   <w:style w:type="table" w:default="1" w:styleId="TableNormal">
